--- a/Core Layer-Defines why the system exists/02- Learning Science.docx
+++ b/Core Layer-Defines why the system exists/02- Learning Science.docx
@@ -1671,10 +1671,243 @@
           <w:szCs w:val="48"/>
           <w:lang w:eastAsia="en-IN" w:bidi="gu-IN"/>
         </w:rPr>
-        <w:t xml:space="preserve">4. Learning </w:t>
-      </w:r>
-      <w:proofErr w:type="gramStart"/>
-      <w:r>
+        <w:t>4. Learning Principle LP-01 — Knowledge Is Constructed</w:t>
+      </w:r>
+    </w:p>
+    <w:p>
+      <w:pPr>
+        <w:spacing w:before="100" w:beforeAutospacing="1" w:after="100" w:afterAutospacing="1" w:line="240" w:lineRule="auto"/>
+        <w:outlineLvl w:val="2"/>
+        <w:rPr>
+          <w:rFonts w:ascii="Times New Roman" w:eastAsia="Times New Roman" w:hAnsi="Times New Roman" w:cs="Times New Roman"/>
+          <w:b/>
+          <w:bCs/>
+          <w:sz w:val="27"/>
+          <w:szCs w:val="27"/>
+          <w:lang w:eastAsia="en-IN" w:bidi="gu-IN"/>
+        </w:rPr>
+      </w:pPr>
+      <w:r>
+        <w:rPr>
+          <w:rFonts w:ascii="Times New Roman" w:eastAsia="Times New Roman" w:hAnsi="Times New Roman" w:cs="Times New Roman"/>
+          <w:b/>
+          <w:bCs/>
+          <w:sz w:val="27"/>
+          <w:szCs w:val="27"/>
+          <w:lang w:eastAsia="en-IN" w:bidi="gu-IN"/>
+        </w:rPr>
+        <w:t>Principle</w:t>
+      </w:r>
+    </w:p>
+    <w:p>
+      <w:pPr>
+        <w:spacing w:before="100" w:beforeAutospacing="1" w:after="100" w:afterAutospacing="1" w:line="240" w:lineRule="auto"/>
+        <w:rPr>
+          <w:rFonts w:ascii="Times New Roman" w:eastAsia="Times New Roman" w:hAnsi="Times New Roman" w:cs="Times New Roman"/>
+          <w:sz w:val="24"/>
+          <w:szCs w:val="24"/>
+          <w:lang w:eastAsia="en-IN" w:bidi="gu-IN"/>
+        </w:rPr>
+      </w:pPr>
+      <w:r>
+        <w:rPr>
+          <w:rFonts w:ascii="Times New Roman" w:eastAsia="Times New Roman" w:hAnsi="Times New Roman" w:cs="Times New Roman"/>
+          <w:sz w:val="24"/>
+          <w:szCs w:val="24"/>
+          <w:lang w:eastAsia="en-IN" w:bidi="gu-IN"/>
+        </w:rPr>
+        <w:t>Learners actively build understanding by connecting new information to existing knowledge.</w:t>
+      </w:r>
+    </w:p>
+    <w:p>
+      <w:pPr>
+        <w:spacing w:before="100" w:beforeAutospacing="1" w:after="100" w:afterAutospacing="1" w:line="240" w:lineRule="auto"/>
+        <w:rPr>
+          <w:rFonts w:ascii="Times New Roman" w:eastAsia="Times New Roman" w:hAnsi="Times New Roman" w:cs="Times New Roman"/>
+          <w:sz w:val="24"/>
+          <w:szCs w:val="24"/>
+          <w:lang w:eastAsia="en-IN" w:bidi="gu-IN"/>
+        </w:rPr>
+      </w:pPr>
+      <w:r>
+        <w:rPr>
+          <w:rFonts w:ascii="Times New Roman" w:eastAsia="Times New Roman" w:hAnsi="Times New Roman" w:cs="Times New Roman"/>
+          <w:sz w:val="24"/>
+          <w:szCs w:val="24"/>
+          <w:lang w:eastAsia="en-IN" w:bidi="gu-IN"/>
+        </w:rPr>
+        <w:t>Knowledge cannot simply be transferred from instructor to learner.</w:t>
+      </w:r>
+    </w:p>
+    <w:p>
+      <w:pPr>
+        <w:spacing w:before="100" w:beforeAutospacing="1" w:after="100" w:afterAutospacing="1" w:line="240" w:lineRule="auto"/>
+        <w:outlineLvl w:val="2"/>
+        <w:rPr>
+          <w:rFonts w:ascii="Times New Roman" w:eastAsia="Times New Roman" w:hAnsi="Times New Roman" w:cs="Times New Roman"/>
+          <w:b/>
+          <w:bCs/>
+          <w:sz w:val="27"/>
+          <w:szCs w:val="27"/>
+          <w:lang w:eastAsia="en-IN" w:bidi="gu-IN"/>
+        </w:rPr>
+      </w:pPr>
+      <w:r>
+        <w:rPr>
+          <w:rFonts w:ascii="Times New Roman" w:eastAsia="Times New Roman" w:hAnsi="Times New Roman" w:cs="Times New Roman"/>
+          <w:b/>
+          <w:bCs/>
+          <w:sz w:val="27"/>
+          <w:szCs w:val="27"/>
+          <w:lang w:eastAsia="en-IN" w:bidi="gu-IN"/>
+        </w:rPr>
+        <w:lastRenderedPageBreak/>
+        <w:t>CKLIS Implication</w:t>
+      </w:r>
+    </w:p>
+    <w:p>
+      <w:pPr>
+        <w:spacing w:before="100" w:beforeAutospacing="1" w:after="100" w:afterAutospacing="1" w:line="240" w:lineRule="auto"/>
+        <w:rPr>
+          <w:rFonts w:ascii="Times New Roman" w:eastAsia="Times New Roman" w:hAnsi="Times New Roman" w:cs="Times New Roman"/>
+          <w:sz w:val="24"/>
+          <w:szCs w:val="24"/>
+          <w:lang w:eastAsia="en-IN" w:bidi="gu-IN"/>
+        </w:rPr>
+      </w:pPr>
+      <w:r>
+        <w:rPr>
+          <w:rFonts w:ascii="Times New Roman" w:eastAsia="Times New Roman" w:hAnsi="Times New Roman" w:cs="Times New Roman"/>
+          <w:sz w:val="24"/>
+          <w:szCs w:val="24"/>
+          <w:lang w:eastAsia="en-IN" w:bidi="gu-IN"/>
+        </w:rPr>
+        <w:t>Educational episodes SHOULD activate existing learner experiences before introducing unfamiliar programming concepts.</w:t>
+      </w:r>
+    </w:p>
+    <w:p>
+      <w:pPr>
+        <w:spacing w:before="100" w:beforeAutospacing="1" w:after="100" w:afterAutospacing="1" w:line="240" w:lineRule="auto"/>
+        <w:outlineLvl w:val="2"/>
+        <w:rPr>
+          <w:rFonts w:ascii="Times New Roman" w:eastAsia="Times New Roman" w:hAnsi="Times New Roman" w:cs="Times New Roman"/>
+          <w:b/>
+          <w:bCs/>
+          <w:sz w:val="27"/>
+          <w:szCs w:val="27"/>
+          <w:lang w:eastAsia="en-IN" w:bidi="gu-IN"/>
+        </w:rPr>
+      </w:pPr>
+      <w:r>
+        <w:rPr>
+          <w:rFonts w:ascii="Times New Roman" w:eastAsia="Times New Roman" w:hAnsi="Times New Roman" w:cs="Times New Roman"/>
+          <w:b/>
+          <w:bCs/>
+          <w:sz w:val="27"/>
+          <w:szCs w:val="27"/>
+          <w:lang w:eastAsia="en-IN" w:bidi="gu-IN"/>
+        </w:rPr>
+        <w:t>Constitutional Support</w:t>
+      </w:r>
+    </w:p>
+    <w:p>
+      <w:pPr>
+        <w:numPr>
+          <w:ilvl w:val="0"/>
+          <w:numId w:val="2"/>
+        </w:numPr>
+        <w:spacing w:before="100" w:beforeAutospacing="1" w:after="100" w:afterAutospacing="1" w:line="240" w:lineRule="auto"/>
+        <w:rPr>
+          <w:rFonts w:ascii="Times New Roman" w:eastAsia="Times New Roman" w:hAnsi="Times New Roman" w:cs="Times New Roman"/>
+          <w:sz w:val="24"/>
+          <w:szCs w:val="24"/>
+          <w:lang w:eastAsia="en-IN" w:bidi="gu-IN"/>
+        </w:rPr>
+      </w:pPr>
+      <w:r>
+        <w:rPr>
+          <w:rFonts w:ascii="Times New Roman" w:eastAsia="Times New Roman" w:hAnsi="Times New Roman" w:cs="Times New Roman"/>
+          <w:sz w:val="24"/>
+          <w:szCs w:val="24"/>
+          <w:lang w:eastAsia="en-IN" w:bidi="gu-IN"/>
+        </w:rPr>
+        <w:t>CL-02</w:t>
+      </w:r>
+    </w:p>
+    <w:p>
+      <w:pPr>
+        <w:numPr>
+          <w:ilvl w:val="0"/>
+          <w:numId w:val="2"/>
+        </w:numPr>
+        <w:spacing w:before="100" w:beforeAutospacing="1" w:after="100" w:afterAutospacing="1" w:line="240" w:lineRule="auto"/>
+        <w:rPr>
+          <w:rFonts w:ascii="Times New Roman" w:eastAsia="Times New Roman" w:hAnsi="Times New Roman" w:cs="Times New Roman"/>
+          <w:sz w:val="24"/>
+          <w:szCs w:val="24"/>
+          <w:lang w:eastAsia="en-IN" w:bidi="gu-IN"/>
+        </w:rPr>
+      </w:pPr>
+      <w:r>
+        <w:rPr>
+          <w:rFonts w:ascii="Times New Roman" w:eastAsia="Times New Roman" w:hAnsi="Times New Roman" w:cs="Times New Roman"/>
+          <w:sz w:val="24"/>
+          <w:szCs w:val="24"/>
+          <w:lang w:eastAsia="en-IN" w:bidi="gu-IN"/>
+        </w:rPr>
+        <w:t>CL-03</w:t>
+      </w:r>
+    </w:p>
+    <w:p>
+      <w:pPr>
+        <w:numPr>
+          <w:ilvl w:val="0"/>
+          <w:numId w:val="2"/>
+        </w:numPr>
+        <w:spacing w:before="100" w:beforeAutospacing="1" w:after="100" w:afterAutospacing="1" w:line="240" w:lineRule="auto"/>
+        <w:rPr>
+          <w:rFonts w:ascii="Times New Roman" w:eastAsia="Times New Roman" w:hAnsi="Times New Roman" w:cs="Times New Roman"/>
+          <w:sz w:val="24"/>
+          <w:szCs w:val="24"/>
+          <w:lang w:eastAsia="en-IN" w:bidi="gu-IN"/>
+        </w:rPr>
+      </w:pPr>
+      <w:r>
+        <w:rPr>
+          <w:rFonts w:ascii="Times New Roman" w:eastAsia="Times New Roman" w:hAnsi="Times New Roman" w:cs="Times New Roman"/>
+          <w:sz w:val="24"/>
+          <w:szCs w:val="24"/>
+          <w:lang w:eastAsia="en-IN" w:bidi="gu-IN"/>
+        </w:rPr>
+        <w:t>CL-07</w:t>
+      </w:r>
+    </w:p>
+    <w:p>
+      <w:pPr>
+        <w:spacing w:after="0" w:line="240" w:lineRule="auto"/>
+        <w:rPr>
+          <w:rFonts w:ascii="Times New Roman" w:eastAsia="Times New Roman" w:hAnsi="Times New Roman" w:cs="Times New Roman"/>
+          <w:sz w:val="24"/>
+          <w:szCs w:val="24"/>
+          <w:lang w:eastAsia="en-IN" w:bidi="gu-IN"/>
+        </w:rPr>
+      </w:pPr>
+      <w:r>
+        <w:rPr>
+          <w:rFonts w:ascii="Times New Roman" w:eastAsia="Times New Roman" w:hAnsi="Times New Roman" w:cs="Times New Roman"/>
+          <w:sz w:val="24"/>
+          <w:szCs w:val="24"/>
+          <w:lang w:eastAsia="en-IN" w:bidi="gu-IN"/>
+        </w:rPr>
+        <w:pict w14:anchorId="1BFDF75D">
+          <v:rect id="_x0000_i1030" style="width:0;height:1.5pt" o:hralign="center" o:hrstd="t" o:hr="t" fillcolor="#a0a0a0" stroked="f"/>
+        </w:pict>
+      </w:r>
+    </w:p>
+    <w:p>
+      <w:pPr>
+        <w:spacing w:before="100" w:beforeAutospacing="1" w:after="100" w:afterAutospacing="1" w:line="240" w:lineRule="auto"/>
+        <w:outlineLvl w:val="0"/>
         <w:rPr>
           <w:rFonts w:ascii="Times New Roman" w:eastAsia="Times New Roman" w:hAnsi="Times New Roman" w:cs="Times New Roman"/>
           <w:b/>
@@ -1684,9 +1917,7 @@
           <w:szCs w:val="48"/>
           <w:lang w:eastAsia="en-IN" w:bidi="gu-IN"/>
         </w:rPr>
-        <w:t>Principle</w:t>
-      </w:r>
-      <w:proofErr w:type="gramEnd"/>
+      </w:pPr>
       <w:r>
         <w:rPr>
           <w:rFonts w:ascii="Times New Roman" w:eastAsia="Times New Roman" w:hAnsi="Times New Roman" w:cs="Times New Roman"/>
@@ -1697,7 +1928,7 @@
           <w:szCs w:val="48"/>
           <w:lang w:eastAsia="en-IN" w:bidi="gu-IN"/>
         </w:rPr>
-        <w:t xml:space="preserve"> LP-01 — Knowledge Is Constructed</w:t>
+        <w:t>5. Learning Principle LP-02 — Misconceptions Compete With Correct Models</w:t>
       </w:r>
     </w:p>
     <w:p>
@@ -1742,27 +1973,107 @@
           <w:szCs w:val="24"/>
           <w:lang w:eastAsia="en-IN" w:bidi="gu-IN"/>
         </w:rPr>
-        <w:t>Learners actively build understanding by connecting new information to existing knowledge.</w:t>
-      </w:r>
-    </w:p>
-    <w:p>
-      <w:pPr>
-        <w:spacing w:before="100" w:beforeAutospacing="1" w:after="100" w:afterAutospacing="1" w:line="240" w:lineRule="auto"/>
-        <w:rPr>
-          <w:rFonts w:ascii="Times New Roman" w:eastAsia="Times New Roman" w:hAnsi="Times New Roman" w:cs="Times New Roman"/>
-          <w:sz w:val="24"/>
-          <w:szCs w:val="24"/>
-          <w:lang w:eastAsia="en-IN" w:bidi="gu-IN"/>
-        </w:rPr>
-      </w:pPr>
-      <w:r>
-        <w:rPr>
-          <w:rFonts w:ascii="Times New Roman" w:eastAsia="Times New Roman" w:hAnsi="Times New Roman" w:cs="Times New Roman"/>
-          <w:sz w:val="24"/>
-          <w:szCs w:val="24"/>
-          <w:lang w:eastAsia="en-IN" w:bidi="gu-IN"/>
-        </w:rPr>
-        <w:t>Knowledge cannot simply be transferred from instructor to learner.</w:t>
+        <w:t>Learners do not begin with empty minds.</w:t>
+      </w:r>
+    </w:p>
+    <w:p>
+      <w:pPr>
+        <w:spacing w:before="100" w:beforeAutospacing="1" w:after="100" w:afterAutospacing="1" w:line="240" w:lineRule="auto"/>
+        <w:rPr>
+          <w:rFonts w:ascii="Times New Roman" w:eastAsia="Times New Roman" w:hAnsi="Times New Roman" w:cs="Times New Roman"/>
+          <w:sz w:val="24"/>
+          <w:szCs w:val="24"/>
+          <w:lang w:eastAsia="en-IN" w:bidi="gu-IN"/>
+        </w:rPr>
+      </w:pPr>
+      <w:r>
+        <w:rPr>
+          <w:rFonts w:ascii="Times New Roman" w:eastAsia="Times New Roman" w:hAnsi="Times New Roman" w:cs="Times New Roman"/>
+          <w:sz w:val="24"/>
+          <w:szCs w:val="24"/>
+          <w:lang w:eastAsia="en-IN" w:bidi="gu-IN"/>
+        </w:rPr>
+        <w:t>They already possess beliefs about how systems work.</w:t>
+      </w:r>
+    </w:p>
+    <w:p>
+      <w:pPr>
+        <w:spacing w:before="100" w:beforeAutospacing="1" w:after="100" w:afterAutospacing="1" w:line="240" w:lineRule="auto"/>
+        <w:rPr>
+          <w:rFonts w:ascii="Times New Roman" w:eastAsia="Times New Roman" w:hAnsi="Times New Roman" w:cs="Times New Roman"/>
+          <w:sz w:val="24"/>
+          <w:szCs w:val="24"/>
+          <w:lang w:eastAsia="en-IN" w:bidi="gu-IN"/>
+        </w:rPr>
+      </w:pPr>
+      <w:r>
+        <w:rPr>
+          <w:rFonts w:ascii="Times New Roman" w:eastAsia="Times New Roman" w:hAnsi="Times New Roman" w:cs="Times New Roman"/>
+          <w:sz w:val="24"/>
+          <w:szCs w:val="24"/>
+          <w:lang w:eastAsia="en-IN" w:bidi="gu-IN"/>
+        </w:rPr>
+        <w:t>Some beliefs are correct.</w:t>
+      </w:r>
+    </w:p>
+    <w:p>
+      <w:pPr>
+        <w:spacing w:before="100" w:beforeAutospacing="1" w:after="100" w:afterAutospacing="1" w:line="240" w:lineRule="auto"/>
+        <w:rPr>
+          <w:rFonts w:ascii="Times New Roman" w:eastAsia="Times New Roman" w:hAnsi="Times New Roman" w:cs="Times New Roman"/>
+          <w:sz w:val="24"/>
+          <w:szCs w:val="24"/>
+          <w:lang w:eastAsia="en-IN" w:bidi="gu-IN"/>
+        </w:rPr>
+      </w:pPr>
+      <w:r>
+        <w:rPr>
+          <w:rFonts w:ascii="Times New Roman" w:eastAsia="Times New Roman" w:hAnsi="Times New Roman" w:cs="Times New Roman"/>
+          <w:sz w:val="24"/>
+          <w:szCs w:val="24"/>
+          <w:lang w:eastAsia="en-IN" w:bidi="gu-IN"/>
+        </w:rPr>
+        <w:t>Many are incomplete.</w:t>
+      </w:r>
+    </w:p>
+    <w:p>
+      <w:pPr>
+        <w:spacing w:before="100" w:beforeAutospacing="1" w:after="100" w:afterAutospacing="1" w:line="240" w:lineRule="auto"/>
+        <w:rPr>
+          <w:rFonts w:ascii="Times New Roman" w:eastAsia="Times New Roman" w:hAnsi="Times New Roman" w:cs="Times New Roman"/>
+          <w:sz w:val="24"/>
+          <w:szCs w:val="24"/>
+          <w:lang w:eastAsia="en-IN" w:bidi="gu-IN"/>
+        </w:rPr>
+      </w:pPr>
+      <w:r>
+        <w:rPr>
+          <w:rFonts w:ascii="Times New Roman" w:eastAsia="Times New Roman" w:hAnsi="Times New Roman" w:cs="Times New Roman"/>
+          <w:sz w:val="24"/>
+          <w:szCs w:val="24"/>
+          <w:lang w:eastAsia="en-IN" w:bidi="gu-IN"/>
+        </w:rPr>
+        <w:t>Some are incorrect.</w:t>
+      </w:r>
+    </w:p>
+    <w:p>
+      <w:pPr>
+        <w:spacing w:before="100" w:beforeAutospacing="1" w:after="100" w:afterAutospacing="1" w:line="240" w:lineRule="auto"/>
+        <w:rPr>
+          <w:rFonts w:ascii="Times New Roman" w:eastAsia="Times New Roman" w:hAnsi="Times New Roman" w:cs="Times New Roman"/>
+          <w:sz w:val="24"/>
+          <w:szCs w:val="24"/>
+          <w:lang w:eastAsia="en-IN" w:bidi="gu-IN"/>
+        </w:rPr>
+      </w:pPr>
+      <w:r>
+        <w:rPr>
+          <w:rFonts w:ascii="Times New Roman" w:eastAsia="Times New Roman" w:hAnsi="Times New Roman" w:cs="Times New Roman"/>
+          <w:sz w:val="24"/>
+          <w:szCs w:val="24"/>
+          <w:lang w:eastAsia="en-IN" w:bidi="gu-IN"/>
+        </w:rPr>
+        <w:t>Effective education replaces inaccurate mental models instead of ignoring them.</w:t>
       </w:r>
     </w:p>
     <w:p>
@@ -1787,7 +2098,6 @@
           <w:szCs w:val="27"/>
           <w:lang w:eastAsia="en-IN" w:bidi="gu-IN"/>
         </w:rPr>
-        <w:lastRenderedPageBreak/>
         <w:t>CKLIS Implication</w:t>
       </w:r>
     </w:p>
@@ -1808,7 +2118,27 @@
           <w:szCs w:val="24"/>
           <w:lang w:eastAsia="en-IN" w:bidi="gu-IN"/>
         </w:rPr>
-        <w:t>Educational episodes SHOULD activate existing learner experiences before introducing unfamiliar programming concepts.</w:t>
+        <w:t>The AI SHOULD identify probable misconceptions before selecting explanations.</w:t>
+      </w:r>
+    </w:p>
+    <w:p>
+      <w:pPr>
+        <w:spacing w:before="100" w:beforeAutospacing="1" w:after="100" w:afterAutospacing="1" w:line="240" w:lineRule="auto"/>
+        <w:rPr>
+          <w:rFonts w:ascii="Times New Roman" w:eastAsia="Times New Roman" w:hAnsi="Times New Roman" w:cs="Times New Roman"/>
+          <w:sz w:val="24"/>
+          <w:szCs w:val="24"/>
+          <w:lang w:eastAsia="en-IN" w:bidi="gu-IN"/>
+        </w:rPr>
+      </w:pPr>
+      <w:r>
+        <w:rPr>
+          <w:rFonts w:ascii="Times New Roman" w:eastAsia="Times New Roman" w:hAnsi="Times New Roman" w:cs="Times New Roman"/>
+          <w:sz w:val="24"/>
+          <w:szCs w:val="24"/>
+          <w:lang w:eastAsia="en-IN" w:bidi="gu-IN"/>
+        </w:rPr>
+        <w:t>Future modules SHALL explicitly model misconception analysis.</w:t>
       </w:r>
     </w:p>
     <w:p>
@@ -1840,7 +2170,7 @@
       <w:pPr>
         <w:numPr>
           <w:ilvl w:val="0"/>
-          <w:numId w:val="2"/>
+          <w:numId w:val="3"/>
         </w:numPr>
         <w:spacing w:before="100" w:beforeAutospacing="1" w:after="100" w:afterAutospacing="1" w:line="240" w:lineRule="auto"/>
         <w:rPr>
@@ -1857,14 +2187,14 @@
           <w:szCs w:val="24"/>
           <w:lang w:eastAsia="en-IN" w:bidi="gu-IN"/>
         </w:rPr>
-        <w:t>CL-02</w:t>
+        <w:t>CL-06</w:t>
       </w:r>
     </w:p>
     <w:p>
       <w:pPr>
         <w:numPr>
           <w:ilvl w:val="0"/>
-          <w:numId w:val="2"/>
+          <w:numId w:val="3"/>
         </w:numPr>
         <w:spacing w:before="100" w:beforeAutospacing="1" w:after="100" w:afterAutospacing="1" w:line="240" w:lineRule="auto"/>
         <w:rPr>
@@ -1881,30 +2211,6 @@
           <w:szCs w:val="24"/>
           <w:lang w:eastAsia="en-IN" w:bidi="gu-IN"/>
         </w:rPr>
-        <w:t>CL-03</w:t>
-      </w:r>
-    </w:p>
-    <w:p>
-      <w:pPr>
-        <w:numPr>
-          <w:ilvl w:val="0"/>
-          <w:numId w:val="2"/>
-        </w:numPr>
-        <w:spacing w:before="100" w:beforeAutospacing="1" w:after="100" w:afterAutospacing="1" w:line="240" w:lineRule="auto"/>
-        <w:rPr>
-          <w:rFonts w:ascii="Times New Roman" w:eastAsia="Times New Roman" w:hAnsi="Times New Roman" w:cs="Times New Roman"/>
-          <w:sz w:val="24"/>
-          <w:szCs w:val="24"/>
-          <w:lang w:eastAsia="en-IN" w:bidi="gu-IN"/>
-        </w:rPr>
-      </w:pPr>
-      <w:r>
-        <w:rPr>
-          <w:rFonts w:ascii="Times New Roman" w:eastAsia="Times New Roman" w:hAnsi="Times New Roman" w:cs="Times New Roman"/>
-          <w:sz w:val="24"/>
-          <w:szCs w:val="24"/>
-          <w:lang w:eastAsia="en-IN" w:bidi="gu-IN"/>
-        </w:rPr>
         <w:t>CL-07</w:t>
       </w:r>
     </w:p>
@@ -1925,8 +2231,8 @@
           <w:szCs w:val="24"/>
           <w:lang w:eastAsia="en-IN" w:bidi="gu-IN"/>
         </w:rPr>
-        <w:pict w14:anchorId="1BFDF75D">
-          <v:rect id="_x0000_i1030" style="width:0;height:1.5pt" o:hralign="center" o:hrstd="t" o:hr="t" fillcolor="#a0a0a0" stroked="f"/>
+        <w:pict w14:anchorId="7907678D">
+          <v:rect id="_x0000_i1031" style="width:0;height:1.5pt" o:hralign="center" o:hrstd="t" o:hr="t" fillcolor="#a0a0a0" stroked="f"/>
         </w:pict>
       </w:r>
     </w:p>
@@ -1954,10 +2260,259 @@
           <w:szCs w:val="48"/>
           <w:lang w:eastAsia="en-IN" w:bidi="gu-IN"/>
         </w:rPr>
-        <w:t xml:space="preserve">5. Learning </w:t>
-      </w:r>
-      <w:proofErr w:type="gramStart"/>
-      <w:r>
+        <w:lastRenderedPageBreak/>
+        <w:t>6. Learning Principle LP-03 — Mental Models Drive Expertise</w:t>
+      </w:r>
+    </w:p>
+    <w:p>
+      <w:pPr>
+        <w:spacing w:before="100" w:beforeAutospacing="1" w:after="100" w:afterAutospacing="1" w:line="240" w:lineRule="auto"/>
+        <w:outlineLvl w:val="2"/>
+        <w:rPr>
+          <w:rFonts w:ascii="Times New Roman" w:eastAsia="Times New Roman" w:hAnsi="Times New Roman" w:cs="Times New Roman"/>
+          <w:b/>
+          <w:bCs/>
+          <w:sz w:val="27"/>
+          <w:szCs w:val="27"/>
+          <w:lang w:eastAsia="en-IN" w:bidi="gu-IN"/>
+        </w:rPr>
+      </w:pPr>
+      <w:r>
+        <w:rPr>
+          <w:rFonts w:ascii="Times New Roman" w:eastAsia="Times New Roman" w:hAnsi="Times New Roman" w:cs="Times New Roman"/>
+          <w:b/>
+          <w:bCs/>
+          <w:sz w:val="27"/>
+          <w:szCs w:val="27"/>
+          <w:lang w:eastAsia="en-IN" w:bidi="gu-IN"/>
+        </w:rPr>
+        <w:t>Principle</w:t>
+      </w:r>
+    </w:p>
+    <w:p>
+      <w:pPr>
+        <w:spacing w:before="100" w:beforeAutospacing="1" w:after="100" w:afterAutospacing="1" w:line="240" w:lineRule="auto"/>
+        <w:rPr>
+          <w:rFonts w:ascii="Times New Roman" w:eastAsia="Times New Roman" w:hAnsi="Times New Roman" w:cs="Times New Roman"/>
+          <w:sz w:val="24"/>
+          <w:szCs w:val="24"/>
+          <w:lang w:eastAsia="en-IN" w:bidi="gu-IN"/>
+        </w:rPr>
+      </w:pPr>
+      <w:r>
+        <w:rPr>
+          <w:rFonts w:ascii="Times New Roman" w:eastAsia="Times New Roman" w:hAnsi="Times New Roman" w:cs="Times New Roman"/>
+          <w:sz w:val="24"/>
+          <w:szCs w:val="24"/>
+          <w:lang w:eastAsia="en-IN" w:bidi="gu-IN"/>
+        </w:rPr>
+        <w:t>Experts solve problems efficiently because they possess well-organized mental models rather than larger collections of memorized facts.</w:t>
+      </w:r>
+    </w:p>
+    <w:p>
+      <w:pPr>
+        <w:spacing w:before="100" w:beforeAutospacing="1" w:after="100" w:afterAutospacing="1" w:line="240" w:lineRule="auto"/>
+        <w:rPr>
+          <w:rFonts w:ascii="Times New Roman" w:eastAsia="Times New Roman" w:hAnsi="Times New Roman" w:cs="Times New Roman"/>
+          <w:sz w:val="24"/>
+          <w:szCs w:val="24"/>
+          <w:lang w:eastAsia="en-IN" w:bidi="gu-IN"/>
+        </w:rPr>
+      </w:pPr>
+      <w:r>
+        <w:rPr>
+          <w:rFonts w:ascii="Times New Roman" w:eastAsia="Times New Roman" w:hAnsi="Times New Roman" w:cs="Times New Roman"/>
+          <w:sz w:val="24"/>
+          <w:szCs w:val="24"/>
+          <w:lang w:eastAsia="en-IN" w:bidi="gu-IN"/>
+        </w:rPr>
+        <w:t>Programming expertise develops through increasingly accurate mental models of computation.</w:t>
+      </w:r>
+    </w:p>
+    <w:p>
+      <w:pPr>
+        <w:spacing w:before="100" w:beforeAutospacing="1" w:after="100" w:afterAutospacing="1" w:line="240" w:lineRule="auto"/>
+        <w:outlineLvl w:val="2"/>
+        <w:rPr>
+          <w:rFonts w:ascii="Times New Roman" w:eastAsia="Times New Roman" w:hAnsi="Times New Roman" w:cs="Times New Roman"/>
+          <w:b/>
+          <w:bCs/>
+          <w:sz w:val="27"/>
+          <w:szCs w:val="27"/>
+          <w:lang w:eastAsia="en-IN" w:bidi="gu-IN"/>
+        </w:rPr>
+      </w:pPr>
+      <w:r>
+        <w:rPr>
+          <w:rFonts w:ascii="Times New Roman" w:eastAsia="Times New Roman" w:hAnsi="Times New Roman" w:cs="Times New Roman"/>
+          <w:b/>
+          <w:bCs/>
+          <w:sz w:val="27"/>
+          <w:szCs w:val="27"/>
+          <w:lang w:eastAsia="en-IN" w:bidi="gu-IN"/>
+        </w:rPr>
+        <w:t>CKLIS Implication</w:t>
+      </w:r>
+    </w:p>
+    <w:p>
+      <w:pPr>
+        <w:spacing w:before="100" w:beforeAutospacing="1" w:after="100" w:afterAutospacing="1" w:line="240" w:lineRule="auto"/>
+        <w:rPr>
+          <w:rFonts w:ascii="Times New Roman" w:eastAsia="Times New Roman" w:hAnsi="Times New Roman" w:cs="Times New Roman"/>
+          <w:sz w:val="24"/>
+          <w:szCs w:val="24"/>
+          <w:lang w:eastAsia="en-IN" w:bidi="gu-IN"/>
+        </w:rPr>
+      </w:pPr>
+      <w:r>
+        <w:rPr>
+          <w:rFonts w:ascii="Times New Roman" w:eastAsia="Times New Roman" w:hAnsi="Times New Roman" w:cs="Times New Roman"/>
+          <w:sz w:val="24"/>
+          <w:szCs w:val="24"/>
+          <w:lang w:eastAsia="en-IN" w:bidi="gu-IN"/>
+        </w:rPr>
+        <w:t>Every lesson SHOULD strengthen one dominant mental model.</w:t>
+      </w:r>
+    </w:p>
+    <w:p>
+      <w:pPr>
+        <w:spacing w:before="100" w:beforeAutospacing="1" w:after="100" w:afterAutospacing="1" w:line="240" w:lineRule="auto"/>
+        <w:rPr>
+          <w:rFonts w:ascii="Times New Roman" w:eastAsia="Times New Roman" w:hAnsi="Times New Roman" w:cs="Times New Roman"/>
+          <w:sz w:val="24"/>
+          <w:szCs w:val="24"/>
+          <w:lang w:eastAsia="en-IN" w:bidi="gu-IN"/>
+        </w:rPr>
+      </w:pPr>
+      <w:r>
+        <w:rPr>
+          <w:rFonts w:ascii="Times New Roman" w:eastAsia="Times New Roman" w:hAnsi="Times New Roman" w:cs="Times New Roman"/>
+          <w:sz w:val="24"/>
+          <w:szCs w:val="24"/>
+          <w:lang w:eastAsia="en-IN" w:bidi="gu-IN"/>
+        </w:rPr>
+        <w:t>The strongest reinforcement usually comes from repeatedly revisiting the same scenario rather than introducing additional analogies that compete for working memory.</w:t>
+      </w:r>
+    </w:p>
+    <w:p>
+      <w:pPr>
+        <w:spacing w:before="100" w:beforeAutospacing="1" w:after="100" w:afterAutospacing="1" w:line="240" w:lineRule="auto"/>
+        <w:rPr>
+          <w:rFonts w:ascii="Times New Roman" w:eastAsia="Times New Roman" w:hAnsi="Times New Roman" w:cs="Times New Roman"/>
+          <w:sz w:val="24"/>
+          <w:szCs w:val="24"/>
+          <w:lang w:eastAsia="en-IN" w:bidi="gu-IN"/>
+        </w:rPr>
+      </w:pPr>
+      <w:r>
+        <w:rPr>
+          <w:rFonts w:ascii="Times New Roman" w:eastAsia="Times New Roman" w:hAnsi="Times New Roman" w:cs="Times New Roman"/>
+          <w:sz w:val="24"/>
+          <w:szCs w:val="24"/>
+          <w:lang w:eastAsia="en-IN" w:bidi="gu-IN"/>
+        </w:rPr>
+        <w:t>Educational success is measured by improved reasoning rather than code recall.</w:t>
+      </w:r>
+    </w:p>
+    <w:p>
+      <w:pPr>
+        <w:spacing w:before="100" w:beforeAutospacing="1" w:after="100" w:afterAutospacing="1" w:line="240" w:lineRule="auto"/>
+        <w:outlineLvl w:val="2"/>
+        <w:rPr>
+          <w:rFonts w:ascii="Times New Roman" w:eastAsia="Times New Roman" w:hAnsi="Times New Roman" w:cs="Times New Roman"/>
+          <w:b/>
+          <w:bCs/>
+          <w:sz w:val="27"/>
+          <w:szCs w:val="27"/>
+          <w:lang w:eastAsia="en-IN" w:bidi="gu-IN"/>
+        </w:rPr>
+      </w:pPr>
+      <w:r>
+        <w:rPr>
+          <w:rFonts w:ascii="Times New Roman" w:eastAsia="Times New Roman" w:hAnsi="Times New Roman" w:cs="Times New Roman"/>
+          <w:b/>
+          <w:bCs/>
+          <w:sz w:val="27"/>
+          <w:szCs w:val="27"/>
+          <w:lang w:eastAsia="en-IN" w:bidi="gu-IN"/>
+        </w:rPr>
+        <w:t>Constitutional Support</w:t>
+      </w:r>
+    </w:p>
+    <w:p>
+      <w:pPr>
+        <w:numPr>
+          <w:ilvl w:val="0"/>
+          <w:numId w:val="4"/>
+        </w:numPr>
+        <w:spacing w:before="100" w:beforeAutospacing="1" w:after="100" w:afterAutospacing="1" w:line="240" w:lineRule="auto"/>
+        <w:rPr>
+          <w:rFonts w:ascii="Times New Roman" w:eastAsia="Times New Roman" w:hAnsi="Times New Roman" w:cs="Times New Roman"/>
+          <w:sz w:val="24"/>
+          <w:szCs w:val="24"/>
+          <w:lang w:eastAsia="en-IN" w:bidi="gu-IN"/>
+        </w:rPr>
+      </w:pPr>
+      <w:r>
+        <w:rPr>
+          <w:rFonts w:ascii="Times New Roman" w:eastAsia="Times New Roman" w:hAnsi="Times New Roman" w:cs="Times New Roman"/>
+          <w:sz w:val="24"/>
+          <w:szCs w:val="24"/>
+          <w:lang w:eastAsia="en-IN" w:bidi="gu-IN"/>
+        </w:rPr>
+        <w:t>CL-07</w:t>
+      </w:r>
+    </w:p>
+    <w:p>
+      <w:pPr>
+        <w:numPr>
+          <w:ilvl w:val="0"/>
+          <w:numId w:val="4"/>
+        </w:numPr>
+        <w:spacing w:before="100" w:beforeAutospacing="1" w:after="100" w:afterAutospacing="1" w:line="240" w:lineRule="auto"/>
+        <w:rPr>
+          <w:rFonts w:ascii="Times New Roman" w:eastAsia="Times New Roman" w:hAnsi="Times New Roman" w:cs="Times New Roman"/>
+          <w:sz w:val="24"/>
+          <w:szCs w:val="24"/>
+          <w:lang w:eastAsia="en-IN" w:bidi="gu-IN"/>
+        </w:rPr>
+      </w:pPr>
+      <w:r>
+        <w:rPr>
+          <w:rFonts w:ascii="Times New Roman" w:eastAsia="Times New Roman" w:hAnsi="Times New Roman" w:cs="Times New Roman"/>
+          <w:sz w:val="24"/>
+          <w:szCs w:val="24"/>
+          <w:lang w:eastAsia="en-IN" w:bidi="gu-IN"/>
+        </w:rPr>
+        <w:t>CL-22</w:t>
+      </w:r>
+    </w:p>
+    <w:p>
+      <w:pPr>
+        <w:spacing w:after="0" w:line="240" w:lineRule="auto"/>
+        <w:rPr>
+          <w:rFonts w:ascii="Times New Roman" w:eastAsia="Times New Roman" w:hAnsi="Times New Roman" w:cs="Times New Roman"/>
+          <w:sz w:val="24"/>
+          <w:szCs w:val="24"/>
+          <w:lang w:eastAsia="en-IN" w:bidi="gu-IN"/>
+        </w:rPr>
+      </w:pPr>
+      <w:r>
+        <w:rPr>
+          <w:rFonts w:ascii="Times New Roman" w:eastAsia="Times New Roman" w:hAnsi="Times New Roman" w:cs="Times New Roman"/>
+          <w:sz w:val="24"/>
+          <w:szCs w:val="24"/>
+          <w:lang w:eastAsia="en-IN" w:bidi="gu-IN"/>
+        </w:rPr>
+        <w:pict w14:anchorId="2C1C71FA">
+          <v:rect id="_x0000_i1032" style="width:0;height:1.5pt" o:hralign="center" o:hrstd="t" o:hr="t" fillcolor="#a0a0a0" stroked="f"/>
+        </w:pict>
+      </w:r>
+    </w:p>
+    <w:p>
+      <w:pPr>
+        <w:spacing w:before="100" w:beforeAutospacing="1" w:after="100" w:afterAutospacing="1" w:line="240" w:lineRule="auto"/>
+        <w:outlineLvl w:val="0"/>
         <w:rPr>
           <w:rFonts w:ascii="Times New Roman" w:eastAsia="Times New Roman" w:hAnsi="Times New Roman" w:cs="Times New Roman"/>
           <w:b/>
@@ -1967,9 +2522,7 @@
           <w:szCs w:val="48"/>
           <w:lang w:eastAsia="en-IN" w:bidi="gu-IN"/>
         </w:rPr>
-        <w:t>Principle</w:t>
-      </w:r>
-      <w:proofErr w:type="gramEnd"/>
+      </w:pPr>
       <w:r>
         <w:rPr>
           <w:rFonts w:ascii="Times New Roman" w:eastAsia="Times New Roman" w:hAnsi="Times New Roman" w:cs="Times New Roman"/>
@@ -1980,7 +2533,7 @@
           <w:szCs w:val="48"/>
           <w:lang w:eastAsia="en-IN" w:bidi="gu-IN"/>
         </w:rPr>
-        <w:t xml:space="preserve"> LP-02 — Misconceptions Compete With Correct Models</w:t>
+        <w:t>7. Learning Principle LP-04 — Context Improves Understanding</w:t>
       </w:r>
     </w:p>
     <w:p>
@@ -2025,107 +2578,27 @@
           <w:szCs w:val="24"/>
           <w:lang w:eastAsia="en-IN" w:bidi="gu-IN"/>
         </w:rPr>
-        <w:t>Learners do not begin with empty minds.</w:t>
-      </w:r>
-    </w:p>
-    <w:p>
-      <w:pPr>
-        <w:spacing w:before="100" w:beforeAutospacing="1" w:after="100" w:afterAutospacing="1" w:line="240" w:lineRule="auto"/>
-        <w:rPr>
-          <w:rFonts w:ascii="Times New Roman" w:eastAsia="Times New Roman" w:hAnsi="Times New Roman" w:cs="Times New Roman"/>
-          <w:sz w:val="24"/>
-          <w:szCs w:val="24"/>
-          <w:lang w:eastAsia="en-IN" w:bidi="gu-IN"/>
-        </w:rPr>
-      </w:pPr>
-      <w:r>
-        <w:rPr>
-          <w:rFonts w:ascii="Times New Roman" w:eastAsia="Times New Roman" w:hAnsi="Times New Roman" w:cs="Times New Roman"/>
-          <w:sz w:val="24"/>
-          <w:szCs w:val="24"/>
-          <w:lang w:eastAsia="en-IN" w:bidi="gu-IN"/>
-        </w:rPr>
-        <w:t>They already possess beliefs about how systems work.</w:t>
-      </w:r>
-    </w:p>
-    <w:p>
-      <w:pPr>
-        <w:spacing w:before="100" w:beforeAutospacing="1" w:after="100" w:afterAutospacing="1" w:line="240" w:lineRule="auto"/>
-        <w:rPr>
-          <w:rFonts w:ascii="Times New Roman" w:eastAsia="Times New Roman" w:hAnsi="Times New Roman" w:cs="Times New Roman"/>
-          <w:sz w:val="24"/>
-          <w:szCs w:val="24"/>
-          <w:lang w:eastAsia="en-IN" w:bidi="gu-IN"/>
-        </w:rPr>
-      </w:pPr>
-      <w:r>
-        <w:rPr>
-          <w:rFonts w:ascii="Times New Roman" w:eastAsia="Times New Roman" w:hAnsi="Times New Roman" w:cs="Times New Roman"/>
-          <w:sz w:val="24"/>
-          <w:szCs w:val="24"/>
-          <w:lang w:eastAsia="en-IN" w:bidi="gu-IN"/>
-        </w:rPr>
-        <w:t>Some beliefs are correct.</w:t>
-      </w:r>
-    </w:p>
-    <w:p>
-      <w:pPr>
-        <w:spacing w:before="100" w:beforeAutospacing="1" w:after="100" w:afterAutospacing="1" w:line="240" w:lineRule="auto"/>
-        <w:rPr>
-          <w:rFonts w:ascii="Times New Roman" w:eastAsia="Times New Roman" w:hAnsi="Times New Roman" w:cs="Times New Roman"/>
-          <w:sz w:val="24"/>
-          <w:szCs w:val="24"/>
-          <w:lang w:eastAsia="en-IN" w:bidi="gu-IN"/>
-        </w:rPr>
-      </w:pPr>
-      <w:r>
-        <w:rPr>
-          <w:rFonts w:ascii="Times New Roman" w:eastAsia="Times New Roman" w:hAnsi="Times New Roman" w:cs="Times New Roman"/>
-          <w:sz w:val="24"/>
-          <w:szCs w:val="24"/>
-          <w:lang w:eastAsia="en-IN" w:bidi="gu-IN"/>
-        </w:rPr>
-        <w:t>Many are incomplete.</w:t>
-      </w:r>
-    </w:p>
-    <w:p>
-      <w:pPr>
-        <w:spacing w:before="100" w:beforeAutospacing="1" w:after="100" w:afterAutospacing="1" w:line="240" w:lineRule="auto"/>
-        <w:rPr>
-          <w:rFonts w:ascii="Times New Roman" w:eastAsia="Times New Roman" w:hAnsi="Times New Roman" w:cs="Times New Roman"/>
-          <w:sz w:val="24"/>
-          <w:szCs w:val="24"/>
-          <w:lang w:eastAsia="en-IN" w:bidi="gu-IN"/>
-        </w:rPr>
-      </w:pPr>
-      <w:r>
-        <w:rPr>
-          <w:rFonts w:ascii="Times New Roman" w:eastAsia="Times New Roman" w:hAnsi="Times New Roman" w:cs="Times New Roman"/>
-          <w:sz w:val="24"/>
-          <w:szCs w:val="24"/>
-          <w:lang w:eastAsia="en-IN" w:bidi="gu-IN"/>
-        </w:rPr>
-        <w:t>Some are incorrect.</w:t>
-      </w:r>
-    </w:p>
-    <w:p>
-      <w:pPr>
-        <w:spacing w:before="100" w:beforeAutospacing="1" w:after="100" w:afterAutospacing="1" w:line="240" w:lineRule="auto"/>
-        <w:rPr>
-          <w:rFonts w:ascii="Times New Roman" w:eastAsia="Times New Roman" w:hAnsi="Times New Roman" w:cs="Times New Roman"/>
-          <w:sz w:val="24"/>
-          <w:szCs w:val="24"/>
-          <w:lang w:eastAsia="en-IN" w:bidi="gu-IN"/>
-        </w:rPr>
-      </w:pPr>
-      <w:r>
-        <w:rPr>
-          <w:rFonts w:ascii="Times New Roman" w:eastAsia="Times New Roman" w:hAnsi="Times New Roman" w:cs="Times New Roman"/>
-          <w:sz w:val="24"/>
-          <w:szCs w:val="24"/>
-          <w:lang w:eastAsia="en-IN" w:bidi="gu-IN"/>
-        </w:rPr>
-        <w:t>Effective education replaces inaccurate mental models instead of ignoring them.</w:t>
+        <w:t>Learners understand abstract ideas more easily when those ideas are introduced through meaningful contexts.</w:t>
+      </w:r>
+    </w:p>
+    <w:p>
+      <w:pPr>
+        <w:spacing w:before="100" w:beforeAutospacing="1" w:after="100" w:afterAutospacing="1" w:line="240" w:lineRule="auto"/>
+        <w:rPr>
+          <w:rFonts w:ascii="Times New Roman" w:eastAsia="Times New Roman" w:hAnsi="Times New Roman" w:cs="Times New Roman"/>
+          <w:sz w:val="24"/>
+          <w:szCs w:val="24"/>
+          <w:lang w:eastAsia="en-IN" w:bidi="gu-IN"/>
+        </w:rPr>
+      </w:pPr>
+      <w:r>
+        <w:rPr>
+          <w:rFonts w:ascii="Times New Roman" w:eastAsia="Times New Roman" w:hAnsi="Times New Roman" w:cs="Times New Roman"/>
+          <w:sz w:val="24"/>
+          <w:szCs w:val="24"/>
+          <w:lang w:eastAsia="en-IN" w:bidi="gu-IN"/>
+        </w:rPr>
+        <w:t>Scenarios reduce abstraction by providing observable situations from which patterns can be discovered.</w:t>
       </w:r>
     </w:p>
     <w:p>
@@ -2170,27 +2643,27 @@
           <w:szCs w:val="24"/>
           <w:lang w:eastAsia="en-IN" w:bidi="gu-IN"/>
         </w:rPr>
-        <w:t>The AI SHOULD identify probable misconceptions before selecting explanations.</w:t>
-      </w:r>
-    </w:p>
-    <w:p>
-      <w:pPr>
-        <w:spacing w:before="100" w:beforeAutospacing="1" w:after="100" w:afterAutospacing="1" w:line="240" w:lineRule="auto"/>
-        <w:rPr>
-          <w:rFonts w:ascii="Times New Roman" w:eastAsia="Times New Roman" w:hAnsi="Times New Roman" w:cs="Times New Roman"/>
-          <w:sz w:val="24"/>
-          <w:szCs w:val="24"/>
-          <w:lang w:eastAsia="en-IN" w:bidi="gu-IN"/>
-        </w:rPr>
-      </w:pPr>
-      <w:r>
-        <w:rPr>
-          <w:rFonts w:ascii="Times New Roman" w:eastAsia="Times New Roman" w:hAnsi="Times New Roman" w:cs="Times New Roman"/>
-          <w:sz w:val="24"/>
-          <w:szCs w:val="24"/>
-          <w:lang w:eastAsia="en-IN" w:bidi="gu-IN"/>
-        </w:rPr>
-        <w:t>Future modules SHALL explicitly model misconception analysis.</w:t>
+        <w:t>Scenario selection should maximize conceptual clarity rather than entertainment value.</w:t>
+      </w:r>
+    </w:p>
+    <w:p>
+      <w:pPr>
+        <w:spacing w:before="100" w:beforeAutospacing="1" w:after="100" w:afterAutospacing="1" w:line="240" w:lineRule="auto"/>
+        <w:rPr>
+          <w:rFonts w:ascii="Times New Roman" w:eastAsia="Times New Roman" w:hAnsi="Times New Roman" w:cs="Times New Roman"/>
+          <w:sz w:val="24"/>
+          <w:szCs w:val="24"/>
+          <w:lang w:eastAsia="en-IN" w:bidi="gu-IN"/>
+        </w:rPr>
+      </w:pPr>
+      <w:r>
+        <w:rPr>
+          <w:rFonts w:ascii="Times New Roman" w:eastAsia="Times New Roman" w:hAnsi="Times New Roman" w:cs="Times New Roman"/>
+          <w:sz w:val="24"/>
+          <w:szCs w:val="24"/>
+          <w:lang w:eastAsia="en-IN" w:bidi="gu-IN"/>
+        </w:rPr>
+        <w:t>Scenarios are educational tools, not storytelling objectives.</w:t>
       </w:r>
     </w:p>
     <w:p>
@@ -2222,7 +2695,7 @@
       <w:pPr>
         <w:numPr>
           <w:ilvl w:val="0"/>
-          <w:numId w:val="3"/>
+          <w:numId w:val="5"/>
         </w:numPr>
         <w:spacing w:before="100" w:beforeAutospacing="1" w:after="100" w:afterAutospacing="1" w:line="240" w:lineRule="auto"/>
         <w:rPr>
@@ -2239,14 +2712,15 @@
           <w:szCs w:val="24"/>
           <w:lang w:eastAsia="en-IN" w:bidi="gu-IN"/>
         </w:rPr>
-        <w:t>CL-06</w:t>
+        <w:lastRenderedPageBreak/>
+        <w:t>CL-03</w:t>
       </w:r>
     </w:p>
     <w:p>
       <w:pPr>
         <w:numPr>
           <w:ilvl w:val="0"/>
-          <w:numId w:val="3"/>
+          <w:numId w:val="5"/>
         </w:numPr>
         <w:spacing w:before="100" w:beforeAutospacing="1" w:after="100" w:afterAutospacing="1" w:line="240" w:lineRule="auto"/>
         <w:rPr>
@@ -2263,7 +2737,31 @@
           <w:szCs w:val="24"/>
           <w:lang w:eastAsia="en-IN" w:bidi="gu-IN"/>
         </w:rPr>
-        <w:t>CL-07</w:t>
+        <w:t>CL-08</w:t>
+      </w:r>
+    </w:p>
+    <w:p>
+      <w:pPr>
+        <w:numPr>
+          <w:ilvl w:val="0"/>
+          <w:numId w:val="5"/>
+        </w:numPr>
+        <w:spacing w:before="100" w:beforeAutospacing="1" w:after="100" w:afterAutospacing="1" w:line="240" w:lineRule="auto"/>
+        <w:rPr>
+          <w:rFonts w:ascii="Times New Roman" w:eastAsia="Times New Roman" w:hAnsi="Times New Roman" w:cs="Times New Roman"/>
+          <w:sz w:val="24"/>
+          <w:szCs w:val="24"/>
+          <w:lang w:eastAsia="en-IN" w:bidi="gu-IN"/>
+        </w:rPr>
+      </w:pPr>
+      <w:r>
+        <w:rPr>
+          <w:rFonts w:ascii="Times New Roman" w:eastAsia="Times New Roman" w:hAnsi="Times New Roman" w:cs="Times New Roman"/>
+          <w:sz w:val="24"/>
+          <w:szCs w:val="24"/>
+          <w:lang w:eastAsia="en-IN" w:bidi="gu-IN"/>
+        </w:rPr>
+        <w:t>CL-13</w:t>
       </w:r>
     </w:p>
     <w:p>
@@ -2283,8 +2781,8 @@
           <w:szCs w:val="24"/>
           <w:lang w:eastAsia="en-IN" w:bidi="gu-IN"/>
         </w:rPr>
-        <w:pict w14:anchorId="7907678D">
-          <v:rect id="_x0000_i1031" style="width:0;height:1.5pt" o:hralign="center" o:hrstd="t" o:hr="t" fillcolor="#a0a0a0" stroked="f"/>
+        <w:pict w14:anchorId="5A4D5112">
+          <v:rect id="_x0000_i1033" style="width:0;height:1.5pt" o:hralign="center" o:hrstd="t" o:hr="t" fillcolor="#a0a0a0" stroked="f"/>
         </w:pict>
       </w:r>
     </w:p>
@@ -2312,11 +2810,258 @@
           <w:szCs w:val="48"/>
           <w:lang w:eastAsia="en-IN" w:bidi="gu-IN"/>
         </w:rPr>
-        <w:lastRenderedPageBreak/>
-        <w:t xml:space="preserve">6. Learning </w:t>
-      </w:r>
-      <w:proofErr w:type="gramStart"/>
-      <w:r>
+        <w:t>8. Learning Principle LP-05 — Pattern Recognition Precedes Abstraction</w:t>
+      </w:r>
+    </w:p>
+    <w:p>
+      <w:pPr>
+        <w:spacing w:before="100" w:beforeAutospacing="1" w:after="100" w:afterAutospacing="1" w:line="240" w:lineRule="auto"/>
+        <w:outlineLvl w:val="2"/>
+        <w:rPr>
+          <w:rFonts w:ascii="Times New Roman" w:eastAsia="Times New Roman" w:hAnsi="Times New Roman" w:cs="Times New Roman"/>
+          <w:b/>
+          <w:bCs/>
+          <w:sz w:val="27"/>
+          <w:szCs w:val="27"/>
+          <w:lang w:eastAsia="en-IN" w:bidi="gu-IN"/>
+        </w:rPr>
+      </w:pPr>
+      <w:r>
+        <w:rPr>
+          <w:rFonts w:ascii="Times New Roman" w:eastAsia="Times New Roman" w:hAnsi="Times New Roman" w:cs="Times New Roman"/>
+          <w:b/>
+          <w:bCs/>
+          <w:sz w:val="27"/>
+          <w:szCs w:val="27"/>
+          <w:lang w:eastAsia="en-IN" w:bidi="gu-IN"/>
+        </w:rPr>
+        <w:t>Principle</w:t>
+      </w:r>
+    </w:p>
+    <w:p>
+      <w:pPr>
+        <w:spacing w:before="100" w:beforeAutospacing="1" w:after="100" w:afterAutospacing="1" w:line="240" w:lineRule="auto"/>
+        <w:rPr>
+          <w:rFonts w:ascii="Times New Roman" w:eastAsia="Times New Roman" w:hAnsi="Times New Roman" w:cs="Times New Roman"/>
+          <w:sz w:val="24"/>
+          <w:szCs w:val="24"/>
+          <w:lang w:eastAsia="en-IN" w:bidi="gu-IN"/>
+        </w:rPr>
+      </w:pPr>
+      <w:r>
+        <w:rPr>
+          <w:rFonts w:ascii="Times New Roman" w:eastAsia="Times New Roman" w:hAnsi="Times New Roman" w:cs="Times New Roman"/>
+          <w:sz w:val="24"/>
+          <w:szCs w:val="24"/>
+          <w:lang w:eastAsia="en-IN" w:bidi="gu-IN"/>
+        </w:rPr>
+        <w:t>Humans naturally recognize repeated structures before forming abstract rules.</w:t>
+      </w:r>
+    </w:p>
+    <w:p>
+      <w:pPr>
+        <w:spacing w:before="100" w:beforeAutospacing="1" w:after="100" w:afterAutospacing="1" w:line="240" w:lineRule="auto"/>
+        <w:rPr>
+          <w:rFonts w:ascii="Times New Roman" w:eastAsia="Times New Roman" w:hAnsi="Times New Roman" w:cs="Times New Roman"/>
+          <w:sz w:val="24"/>
+          <w:szCs w:val="24"/>
+          <w:lang w:eastAsia="en-IN" w:bidi="gu-IN"/>
+        </w:rPr>
+      </w:pPr>
+      <w:r>
+        <w:rPr>
+          <w:rFonts w:ascii="Times New Roman" w:eastAsia="Times New Roman" w:hAnsi="Times New Roman" w:cs="Times New Roman"/>
+          <w:sz w:val="24"/>
+          <w:szCs w:val="24"/>
+          <w:lang w:eastAsia="en-IN" w:bidi="gu-IN"/>
+        </w:rPr>
+        <w:t>Programming concepts represent generalized patterns extracted from repeated observations.</w:t>
+      </w:r>
+    </w:p>
+    <w:p>
+      <w:pPr>
+        <w:spacing w:before="100" w:beforeAutospacing="1" w:after="100" w:afterAutospacing="1" w:line="240" w:lineRule="auto"/>
+        <w:outlineLvl w:val="2"/>
+        <w:rPr>
+          <w:rFonts w:ascii="Times New Roman" w:eastAsia="Times New Roman" w:hAnsi="Times New Roman" w:cs="Times New Roman"/>
+          <w:b/>
+          <w:bCs/>
+          <w:sz w:val="27"/>
+          <w:szCs w:val="27"/>
+          <w:lang w:eastAsia="en-IN" w:bidi="gu-IN"/>
+        </w:rPr>
+      </w:pPr>
+      <w:r>
+        <w:rPr>
+          <w:rFonts w:ascii="Times New Roman" w:eastAsia="Times New Roman" w:hAnsi="Times New Roman" w:cs="Times New Roman"/>
+          <w:b/>
+          <w:bCs/>
+          <w:sz w:val="27"/>
+          <w:szCs w:val="27"/>
+          <w:lang w:eastAsia="en-IN" w:bidi="gu-IN"/>
+        </w:rPr>
+        <w:t>CKLIS Implication</w:t>
+      </w:r>
+    </w:p>
+    <w:p>
+      <w:pPr>
+        <w:spacing w:before="100" w:beforeAutospacing="1" w:after="100" w:afterAutospacing="1" w:line="240" w:lineRule="auto"/>
+        <w:rPr>
+          <w:rFonts w:ascii="Times New Roman" w:eastAsia="Times New Roman" w:hAnsi="Times New Roman" w:cs="Times New Roman"/>
+          <w:sz w:val="24"/>
+          <w:szCs w:val="24"/>
+          <w:lang w:eastAsia="en-IN" w:bidi="gu-IN"/>
+        </w:rPr>
+      </w:pPr>
+      <w:r>
+        <w:rPr>
+          <w:rFonts w:ascii="Times New Roman" w:eastAsia="Times New Roman" w:hAnsi="Times New Roman" w:cs="Times New Roman"/>
+          <w:sz w:val="24"/>
+          <w:szCs w:val="24"/>
+          <w:lang w:eastAsia="en-IN" w:bidi="gu-IN"/>
+        </w:rPr>
+        <w:t xml:space="preserve">Lessons SHOULD encourage learners to observe recurring </w:t>
+      </w:r>
+      <w:proofErr w:type="spellStart"/>
+      <w:r>
+        <w:rPr>
+          <w:rFonts w:ascii="Times New Roman" w:eastAsia="Times New Roman" w:hAnsi="Times New Roman" w:cs="Times New Roman"/>
+          <w:sz w:val="24"/>
+          <w:szCs w:val="24"/>
+          <w:lang w:eastAsia="en-IN" w:bidi="gu-IN"/>
+        </w:rPr>
+        <w:t>behavior</w:t>
+      </w:r>
+      <w:proofErr w:type="spellEnd"/>
+      <w:r>
+        <w:rPr>
+          <w:rFonts w:ascii="Times New Roman" w:eastAsia="Times New Roman" w:hAnsi="Times New Roman" w:cs="Times New Roman"/>
+          <w:sz w:val="24"/>
+          <w:szCs w:val="24"/>
+          <w:lang w:eastAsia="en-IN" w:bidi="gu-IN"/>
+        </w:rPr>
+        <w:t xml:space="preserve"> before introducing terminology.</w:t>
+      </w:r>
+    </w:p>
+    <w:p>
+      <w:pPr>
+        <w:spacing w:before="100" w:beforeAutospacing="1" w:after="100" w:afterAutospacing="1" w:line="240" w:lineRule="auto"/>
+        <w:rPr>
+          <w:rFonts w:ascii="Times New Roman" w:eastAsia="Times New Roman" w:hAnsi="Times New Roman" w:cs="Times New Roman"/>
+          <w:sz w:val="24"/>
+          <w:szCs w:val="24"/>
+          <w:lang w:eastAsia="en-IN" w:bidi="gu-IN"/>
+        </w:rPr>
+      </w:pPr>
+      <w:r>
+        <w:rPr>
+          <w:rFonts w:ascii="Times New Roman" w:eastAsia="Times New Roman" w:hAnsi="Times New Roman" w:cs="Times New Roman"/>
+          <w:sz w:val="24"/>
+          <w:szCs w:val="24"/>
+          <w:lang w:eastAsia="en-IN" w:bidi="gu-IN"/>
+        </w:rPr>
+        <w:t>Pattern recognition bridges scenarios and programming.</w:t>
+      </w:r>
+    </w:p>
+    <w:p>
+      <w:pPr>
+        <w:spacing w:before="100" w:beforeAutospacing="1" w:after="100" w:afterAutospacing="1" w:line="240" w:lineRule="auto"/>
+        <w:outlineLvl w:val="2"/>
+        <w:rPr>
+          <w:rFonts w:ascii="Times New Roman" w:eastAsia="Times New Roman" w:hAnsi="Times New Roman" w:cs="Times New Roman"/>
+          <w:b/>
+          <w:bCs/>
+          <w:sz w:val="27"/>
+          <w:szCs w:val="27"/>
+          <w:lang w:eastAsia="en-IN" w:bidi="gu-IN"/>
+        </w:rPr>
+      </w:pPr>
+      <w:r>
+        <w:rPr>
+          <w:rFonts w:ascii="Times New Roman" w:eastAsia="Times New Roman" w:hAnsi="Times New Roman" w:cs="Times New Roman"/>
+          <w:b/>
+          <w:bCs/>
+          <w:sz w:val="27"/>
+          <w:szCs w:val="27"/>
+          <w:lang w:eastAsia="en-IN" w:bidi="gu-IN"/>
+        </w:rPr>
+        <w:t>Constitutional Support</w:t>
+      </w:r>
+    </w:p>
+    <w:p>
+      <w:pPr>
+        <w:numPr>
+          <w:ilvl w:val="0"/>
+          <w:numId w:val="6"/>
+        </w:numPr>
+        <w:spacing w:before="100" w:beforeAutospacing="1" w:after="100" w:afterAutospacing="1" w:line="240" w:lineRule="auto"/>
+        <w:rPr>
+          <w:rFonts w:ascii="Times New Roman" w:eastAsia="Times New Roman" w:hAnsi="Times New Roman" w:cs="Times New Roman"/>
+          <w:sz w:val="24"/>
+          <w:szCs w:val="24"/>
+          <w:lang w:eastAsia="en-IN" w:bidi="gu-IN"/>
+        </w:rPr>
+      </w:pPr>
+      <w:r>
+        <w:rPr>
+          <w:rFonts w:ascii="Times New Roman" w:eastAsia="Times New Roman" w:hAnsi="Times New Roman" w:cs="Times New Roman"/>
+          <w:sz w:val="24"/>
+          <w:szCs w:val="24"/>
+          <w:lang w:eastAsia="en-IN" w:bidi="gu-IN"/>
+        </w:rPr>
+        <w:t>CL-08</w:t>
+      </w:r>
+    </w:p>
+    <w:p>
+      <w:pPr>
+        <w:numPr>
+          <w:ilvl w:val="0"/>
+          <w:numId w:val="6"/>
+        </w:numPr>
+        <w:spacing w:before="100" w:beforeAutospacing="1" w:after="100" w:afterAutospacing="1" w:line="240" w:lineRule="auto"/>
+        <w:rPr>
+          <w:rFonts w:ascii="Times New Roman" w:eastAsia="Times New Roman" w:hAnsi="Times New Roman" w:cs="Times New Roman"/>
+          <w:sz w:val="24"/>
+          <w:szCs w:val="24"/>
+          <w:lang w:eastAsia="en-IN" w:bidi="gu-IN"/>
+        </w:rPr>
+      </w:pPr>
+      <w:r>
+        <w:rPr>
+          <w:rFonts w:ascii="Times New Roman" w:eastAsia="Times New Roman" w:hAnsi="Times New Roman" w:cs="Times New Roman"/>
+          <w:sz w:val="24"/>
+          <w:szCs w:val="24"/>
+          <w:lang w:eastAsia="en-IN" w:bidi="gu-IN"/>
+        </w:rPr>
+        <w:t>CL-16</w:t>
+      </w:r>
+    </w:p>
+    <w:p>
+      <w:pPr>
+        <w:spacing w:after="0" w:line="240" w:lineRule="auto"/>
+        <w:rPr>
+          <w:rFonts w:ascii="Times New Roman" w:eastAsia="Times New Roman" w:hAnsi="Times New Roman" w:cs="Times New Roman"/>
+          <w:sz w:val="24"/>
+          <w:szCs w:val="24"/>
+          <w:lang w:eastAsia="en-IN" w:bidi="gu-IN"/>
+        </w:rPr>
+      </w:pPr>
+      <w:r>
+        <w:rPr>
+          <w:rFonts w:ascii="Times New Roman" w:eastAsia="Times New Roman" w:hAnsi="Times New Roman" w:cs="Times New Roman"/>
+          <w:sz w:val="24"/>
+          <w:szCs w:val="24"/>
+          <w:lang w:eastAsia="en-IN" w:bidi="gu-IN"/>
+        </w:rPr>
+        <w:pict w14:anchorId="632C03CB">
+          <v:rect id="_x0000_i1034" style="width:0;height:1.5pt" o:hralign="center" o:hrstd="t" o:hr="t" fillcolor="#a0a0a0" stroked="f"/>
+        </w:pict>
+      </w:r>
+    </w:p>
+    <w:p>
+      <w:pPr>
+        <w:spacing w:before="100" w:beforeAutospacing="1" w:after="100" w:afterAutospacing="1" w:line="240" w:lineRule="auto"/>
+        <w:outlineLvl w:val="0"/>
         <w:rPr>
           <w:rFonts w:ascii="Times New Roman" w:eastAsia="Times New Roman" w:hAnsi="Times New Roman" w:cs="Times New Roman"/>
           <w:b/>
@@ -2326,9 +3071,7 @@
           <w:szCs w:val="48"/>
           <w:lang w:eastAsia="en-IN" w:bidi="gu-IN"/>
         </w:rPr>
-        <w:t>Principle</w:t>
-      </w:r>
-      <w:proofErr w:type="gramEnd"/>
+      </w:pPr>
       <w:r>
         <w:rPr>
           <w:rFonts w:ascii="Times New Roman" w:eastAsia="Times New Roman" w:hAnsi="Times New Roman" w:cs="Times New Roman"/>
@@ -2339,7 +3082,7 @@
           <w:szCs w:val="48"/>
           <w:lang w:eastAsia="en-IN" w:bidi="gu-IN"/>
         </w:rPr>
-        <w:t xml:space="preserve"> LP-03 — Mental Models Drive Expertise</w:t>
+        <w:t>9. Learning Principle LP-06 — Cognitive Load Must Be Managed</w:t>
       </w:r>
     </w:p>
     <w:p>
@@ -2384,27 +3127,47 @@
           <w:szCs w:val="24"/>
           <w:lang w:eastAsia="en-IN" w:bidi="gu-IN"/>
         </w:rPr>
-        <w:t>Experts solve problems efficiently because they possess well-organized mental models rather than larger collections of memorized facts.</w:t>
-      </w:r>
-    </w:p>
-    <w:p>
-      <w:pPr>
-        <w:spacing w:before="100" w:beforeAutospacing="1" w:after="100" w:afterAutospacing="1" w:line="240" w:lineRule="auto"/>
-        <w:rPr>
-          <w:rFonts w:ascii="Times New Roman" w:eastAsia="Times New Roman" w:hAnsi="Times New Roman" w:cs="Times New Roman"/>
-          <w:sz w:val="24"/>
-          <w:szCs w:val="24"/>
-          <w:lang w:eastAsia="en-IN" w:bidi="gu-IN"/>
-        </w:rPr>
-      </w:pPr>
-      <w:r>
-        <w:rPr>
-          <w:rFonts w:ascii="Times New Roman" w:eastAsia="Times New Roman" w:hAnsi="Times New Roman" w:cs="Times New Roman"/>
-          <w:sz w:val="24"/>
-          <w:szCs w:val="24"/>
-          <w:lang w:eastAsia="en-IN" w:bidi="gu-IN"/>
-        </w:rPr>
-        <w:t>Programming expertise develops through increasingly accurate mental models of computation.</w:t>
+        <w:t>Working memory has limited capacity.</w:t>
+      </w:r>
+    </w:p>
+    <w:p>
+      <w:pPr>
+        <w:spacing w:before="100" w:beforeAutospacing="1" w:after="100" w:afterAutospacing="1" w:line="240" w:lineRule="auto"/>
+        <w:rPr>
+          <w:rFonts w:ascii="Times New Roman" w:eastAsia="Times New Roman" w:hAnsi="Times New Roman" w:cs="Times New Roman"/>
+          <w:sz w:val="24"/>
+          <w:szCs w:val="24"/>
+          <w:lang w:eastAsia="en-IN" w:bidi="gu-IN"/>
+        </w:rPr>
+      </w:pPr>
+      <w:r>
+        <w:rPr>
+          <w:rFonts w:ascii="Times New Roman" w:eastAsia="Times New Roman" w:hAnsi="Times New Roman" w:cs="Times New Roman"/>
+          <w:sz w:val="24"/>
+          <w:szCs w:val="24"/>
+          <w:lang w:eastAsia="en-IN" w:bidi="gu-IN"/>
+        </w:rPr>
+        <w:t>Learning deteriorates when explanations introduce unnecessary complexity.</w:t>
+      </w:r>
+    </w:p>
+    <w:p>
+      <w:pPr>
+        <w:spacing w:before="100" w:beforeAutospacing="1" w:after="100" w:afterAutospacing="1" w:line="240" w:lineRule="auto"/>
+        <w:rPr>
+          <w:rFonts w:ascii="Times New Roman" w:eastAsia="Times New Roman" w:hAnsi="Times New Roman" w:cs="Times New Roman"/>
+          <w:sz w:val="24"/>
+          <w:szCs w:val="24"/>
+          <w:lang w:eastAsia="en-IN" w:bidi="gu-IN"/>
+        </w:rPr>
+      </w:pPr>
+      <w:r>
+        <w:rPr>
+          <w:rFonts w:ascii="Times New Roman" w:eastAsia="Times New Roman" w:hAnsi="Times New Roman" w:cs="Times New Roman"/>
+          <w:sz w:val="24"/>
+          <w:szCs w:val="24"/>
+          <w:lang w:eastAsia="en-IN" w:bidi="gu-IN"/>
+        </w:rPr>
+        <w:t>Effective instruction reduces irrelevant cognitive load while preserving conceptual depth.</w:t>
       </w:r>
     </w:p>
     <w:p>
@@ -2449,27 +3212,28 @@
           <w:szCs w:val="24"/>
           <w:lang w:eastAsia="en-IN" w:bidi="gu-IN"/>
         </w:rPr>
-        <w:t>Every lesson SHOULD strengthen one dominant mental model.</w:t>
-      </w:r>
-    </w:p>
-    <w:p>
-      <w:pPr>
-        <w:spacing w:before="100" w:beforeAutospacing="1" w:after="100" w:afterAutospacing="1" w:line="240" w:lineRule="auto"/>
-        <w:rPr>
-          <w:rFonts w:ascii="Times New Roman" w:eastAsia="Times New Roman" w:hAnsi="Times New Roman" w:cs="Times New Roman"/>
-          <w:sz w:val="24"/>
-          <w:szCs w:val="24"/>
-          <w:lang w:eastAsia="en-IN" w:bidi="gu-IN"/>
-        </w:rPr>
-      </w:pPr>
-      <w:r>
-        <w:rPr>
-          <w:rFonts w:ascii="Times New Roman" w:eastAsia="Times New Roman" w:hAnsi="Times New Roman" w:cs="Times New Roman"/>
-          <w:sz w:val="24"/>
-          <w:szCs w:val="24"/>
-          <w:lang w:eastAsia="en-IN" w:bidi="gu-IN"/>
-        </w:rPr>
-        <w:t>Educational success is measured by improved reasoning rather than code recall.</w:t>
+        <w:t>Educational episodes SHOULD introduce only the information necessary for the current learning objective.</w:t>
+      </w:r>
+    </w:p>
+    <w:p>
+      <w:pPr>
+        <w:spacing w:before="100" w:beforeAutospacing="1" w:after="100" w:afterAutospacing="1" w:line="240" w:lineRule="auto"/>
+        <w:rPr>
+          <w:rFonts w:ascii="Times New Roman" w:eastAsia="Times New Roman" w:hAnsi="Times New Roman" w:cs="Times New Roman"/>
+          <w:sz w:val="24"/>
+          <w:szCs w:val="24"/>
+          <w:lang w:eastAsia="en-IN" w:bidi="gu-IN"/>
+        </w:rPr>
+      </w:pPr>
+      <w:r>
+        <w:rPr>
+          <w:rFonts w:ascii="Times New Roman" w:eastAsia="Times New Roman" w:hAnsi="Times New Roman" w:cs="Times New Roman"/>
+          <w:sz w:val="24"/>
+          <w:szCs w:val="24"/>
+          <w:lang w:eastAsia="en-IN" w:bidi="gu-IN"/>
+        </w:rPr>
+        <w:lastRenderedPageBreak/>
+        <w:t>Future quality evaluation SHOULD include cognitive load assessment.</w:t>
       </w:r>
     </w:p>
     <w:p>
@@ -2501,7 +3265,7 @@
       <w:pPr>
         <w:numPr>
           <w:ilvl w:val="0"/>
-          <w:numId w:val="4"/>
+          <w:numId w:val="7"/>
         </w:numPr>
         <w:spacing w:before="100" w:beforeAutospacing="1" w:after="100" w:afterAutospacing="1" w:line="240" w:lineRule="auto"/>
         <w:rPr>
@@ -2518,14 +3282,14 @@
           <w:szCs w:val="24"/>
           <w:lang w:eastAsia="en-IN" w:bidi="gu-IN"/>
         </w:rPr>
-        <w:t>CL-07</w:t>
+        <w:t>CL-21</w:t>
       </w:r>
     </w:p>
     <w:p>
       <w:pPr>
         <w:numPr>
           <w:ilvl w:val="0"/>
-          <w:numId w:val="4"/>
+          <w:numId w:val="7"/>
         </w:numPr>
         <w:spacing w:before="100" w:beforeAutospacing="1" w:after="100" w:afterAutospacing="1" w:line="240" w:lineRule="auto"/>
         <w:rPr>
@@ -2542,7 +3306,7 @@
           <w:szCs w:val="24"/>
           <w:lang w:eastAsia="en-IN" w:bidi="gu-IN"/>
         </w:rPr>
-        <w:t>CL-22</w:t>
+        <w:t>CL-14</w:t>
       </w:r>
     </w:p>
     <w:p>
@@ -2562,8 +3326,8 @@
           <w:szCs w:val="24"/>
           <w:lang w:eastAsia="en-IN" w:bidi="gu-IN"/>
         </w:rPr>
-        <w:pict w14:anchorId="2C1C71FA">
-          <v:rect id="_x0000_i1032" style="width:0;height:1.5pt" o:hralign="center" o:hrstd="t" o:hr="t" fillcolor="#a0a0a0" stroked="f"/>
+        <w:pict w14:anchorId="2A9A5DEF">
+          <v:rect id="_x0000_i1035" style="width:0;height:1.5pt" o:hralign="center" o:hrstd="t" o:hr="t" fillcolor="#a0a0a0" stroked="f"/>
         </w:pict>
       </w:r>
     </w:p>
@@ -2591,33 +3355,7 @@
           <w:szCs w:val="48"/>
           <w:lang w:eastAsia="en-IN" w:bidi="gu-IN"/>
         </w:rPr>
-        <w:t xml:space="preserve">7. Learning </w:t>
-      </w:r>
-      <w:proofErr w:type="gramStart"/>
-      <w:r>
-        <w:rPr>
-          <w:rFonts w:ascii="Times New Roman" w:eastAsia="Times New Roman" w:hAnsi="Times New Roman" w:cs="Times New Roman"/>
-          <w:b/>
-          <w:bCs/>
-          <w:kern w:val="36"/>
-          <w:sz w:val="48"/>
-          <w:szCs w:val="48"/>
-          <w:lang w:eastAsia="en-IN" w:bidi="gu-IN"/>
-        </w:rPr>
-        <w:t>Principle</w:t>
-      </w:r>
-      <w:proofErr w:type="gramEnd"/>
-      <w:r>
-        <w:rPr>
-          <w:rFonts w:ascii="Times New Roman" w:eastAsia="Times New Roman" w:hAnsi="Times New Roman" w:cs="Times New Roman"/>
-          <w:b/>
-          <w:bCs/>
-          <w:kern w:val="36"/>
-          <w:sz w:val="48"/>
-          <w:szCs w:val="48"/>
-          <w:lang w:eastAsia="en-IN" w:bidi="gu-IN"/>
-        </w:rPr>
-        <w:t xml:space="preserve"> LP-04 — Context Improves Understanding</w:t>
+        <w:t>10. Learning Principle LP-07 — Active Thinking Produces Stronger Learning</w:t>
       </w:r>
     </w:p>
     <w:p>
@@ -2662,27 +3400,27 @@
           <w:szCs w:val="24"/>
           <w:lang w:eastAsia="en-IN" w:bidi="gu-IN"/>
         </w:rPr>
-        <w:t>Learners understand abstract ideas more easily when those ideas are introduced through meaningful contexts.</w:t>
-      </w:r>
-    </w:p>
-    <w:p>
-      <w:pPr>
-        <w:spacing w:before="100" w:beforeAutospacing="1" w:after="100" w:afterAutospacing="1" w:line="240" w:lineRule="auto"/>
-        <w:rPr>
-          <w:rFonts w:ascii="Times New Roman" w:eastAsia="Times New Roman" w:hAnsi="Times New Roman" w:cs="Times New Roman"/>
-          <w:sz w:val="24"/>
-          <w:szCs w:val="24"/>
-          <w:lang w:eastAsia="en-IN" w:bidi="gu-IN"/>
-        </w:rPr>
-      </w:pPr>
-      <w:r>
-        <w:rPr>
-          <w:rFonts w:ascii="Times New Roman" w:eastAsia="Times New Roman" w:hAnsi="Times New Roman" w:cs="Times New Roman"/>
-          <w:sz w:val="24"/>
-          <w:szCs w:val="24"/>
-          <w:lang w:eastAsia="en-IN" w:bidi="gu-IN"/>
-        </w:rPr>
-        <w:t>Scenarios reduce abstraction by providing observable situations from which patterns can be discovered.</w:t>
+        <w:t>Learners remember concepts more effectively when they actively predict, compare, explain, or solve problems.</w:t>
+      </w:r>
+    </w:p>
+    <w:p>
+      <w:pPr>
+        <w:spacing w:before="100" w:beforeAutospacing="1" w:after="100" w:afterAutospacing="1" w:line="240" w:lineRule="auto"/>
+        <w:rPr>
+          <w:rFonts w:ascii="Times New Roman" w:eastAsia="Times New Roman" w:hAnsi="Times New Roman" w:cs="Times New Roman"/>
+          <w:sz w:val="24"/>
+          <w:szCs w:val="24"/>
+          <w:lang w:eastAsia="en-IN" w:bidi="gu-IN"/>
+        </w:rPr>
+      </w:pPr>
+      <w:r>
+        <w:rPr>
+          <w:rFonts w:ascii="Times New Roman" w:eastAsia="Times New Roman" w:hAnsi="Times New Roman" w:cs="Times New Roman"/>
+          <w:sz w:val="24"/>
+          <w:szCs w:val="24"/>
+          <w:lang w:eastAsia="en-IN" w:bidi="gu-IN"/>
+        </w:rPr>
+        <w:t>Passive observation produces weaker long-term retention.</w:t>
       </w:r>
     </w:p>
     <w:p>
@@ -2727,27 +3465,7 @@
           <w:szCs w:val="24"/>
           <w:lang w:eastAsia="en-IN" w:bidi="gu-IN"/>
         </w:rPr>
-        <w:t>Scenario selection should maximize conceptual clarity rather than entertainment value.</w:t>
-      </w:r>
-    </w:p>
-    <w:p>
-      <w:pPr>
-        <w:spacing w:before="100" w:beforeAutospacing="1" w:after="100" w:afterAutospacing="1" w:line="240" w:lineRule="auto"/>
-        <w:rPr>
-          <w:rFonts w:ascii="Times New Roman" w:eastAsia="Times New Roman" w:hAnsi="Times New Roman" w:cs="Times New Roman"/>
-          <w:sz w:val="24"/>
-          <w:szCs w:val="24"/>
-          <w:lang w:eastAsia="en-IN" w:bidi="gu-IN"/>
-        </w:rPr>
-      </w:pPr>
-      <w:r>
-        <w:rPr>
-          <w:rFonts w:ascii="Times New Roman" w:eastAsia="Times New Roman" w:hAnsi="Times New Roman" w:cs="Times New Roman"/>
-          <w:sz w:val="24"/>
-          <w:szCs w:val="24"/>
-          <w:lang w:eastAsia="en-IN" w:bidi="gu-IN"/>
-        </w:rPr>
-        <w:t>Scenarios are educational tools, not storytelling objectives.</w:t>
+        <w:t>Lessons SHOULD include opportunities for learners to think before receiving the explanation.</w:t>
       </w:r>
     </w:p>
     <w:p>
@@ -2779,7 +3497,7 @@
       <w:pPr>
         <w:numPr>
           <w:ilvl w:val="0"/>
-          <w:numId w:val="5"/>
+          <w:numId w:val="8"/>
         </w:numPr>
         <w:spacing w:before="100" w:beforeAutospacing="1" w:after="100" w:afterAutospacing="1" w:line="240" w:lineRule="auto"/>
         <w:rPr>
@@ -2796,863 +3514,7 @@
           <w:szCs w:val="24"/>
           <w:lang w:eastAsia="en-IN" w:bidi="gu-IN"/>
         </w:rPr>
-        <w:t>CL-03</w:t>
-      </w:r>
-    </w:p>
-    <w:p>
-      <w:pPr>
-        <w:numPr>
-          <w:ilvl w:val="0"/>
-          <w:numId w:val="5"/>
-        </w:numPr>
-        <w:spacing w:before="100" w:beforeAutospacing="1" w:after="100" w:afterAutospacing="1" w:line="240" w:lineRule="auto"/>
-        <w:rPr>
-          <w:rFonts w:ascii="Times New Roman" w:eastAsia="Times New Roman" w:hAnsi="Times New Roman" w:cs="Times New Roman"/>
-          <w:sz w:val="24"/>
-          <w:szCs w:val="24"/>
-          <w:lang w:eastAsia="en-IN" w:bidi="gu-IN"/>
-        </w:rPr>
-      </w:pPr>
-      <w:r>
-        <w:rPr>
-          <w:rFonts w:ascii="Times New Roman" w:eastAsia="Times New Roman" w:hAnsi="Times New Roman" w:cs="Times New Roman"/>
-          <w:sz w:val="24"/>
-          <w:szCs w:val="24"/>
-          <w:lang w:eastAsia="en-IN" w:bidi="gu-IN"/>
-        </w:rPr>
-        <w:t>CL-08</w:t>
-      </w:r>
-    </w:p>
-    <w:p>
-      <w:pPr>
-        <w:numPr>
-          <w:ilvl w:val="0"/>
-          <w:numId w:val="5"/>
-        </w:numPr>
-        <w:spacing w:before="100" w:beforeAutospacing="1" w:after="100" w:afterAutospacing="1" w:line="240" w:lineRule="auto"/>
-        <w:rPr>
-          <w:rFonts w:ascii="Times New Roman" w:eastAsia="Times New Roman" w:hAnsi="Times New Roman" w:cs="Times New Roman"/>
-          <w:sz w:val="24"/>
-          <w:szCs w:val="24"/>
-          <w:lang w:eastAsia="en-IN" w:bidi="gu-IN"/>
-        </w:rPr>
-      </w:pPr>
-      <w:r>
-        <w:rPr>
-          <w:rFonts w:ascii="Times New Roman" w:eastAsia="Times New Roman" w:hAnsi="Times New Roman" w:cs="Times New Roman"/>
-          <w:sz w:val="24"/>
-          <w:szCs w:val="24"/>
-          <w:lang w:eastAsia="en-IN" w:bidi="gu-IN"/>
-        </w:rPr>
-        <w:lastRenderedPageBreak/>
-        <w:t>CL-13</w:t>
-      </w:r>
-    </w:p>
-    <w:p>
-      <w:pPr>
-        <w:spacing w:after="0" w:line="240" w:lineRule="auto"/>
-        <w:rPr>
-          <w:rFonts w:ascii="Times New Roman" w:eastAsia="Times New Roman" w:hAnsi="Times New Roman" w:cs="Times New Roman"/>
-          <w:sz w:val="24"/>
-          <w:szCs w:val="24"/>
-          <w:lang w:eastAsia="en-IN" w:bidi="gu-IN"/>
-        </w:rPr>
-      </w:pPr>
-      <w:r>
-        <w:rPr>
-          <w:rFonts w:ascii="Times New Roman" w:eastAsia="Times New Roman" w:hAnsi="Times New Roman" w:cs="Times New Roman"/>
-          <w:sz w:val="24"/>
-          <w:szCs w:val="24"/>
-          <w:lang w:eastAsia="en-IN" w:bidi="gu-IN"/>
-        </w:rPr>
-        <w:pict w14:anchorId="5A4D5112">
-          <v:rect id="_x0000_i1033" style="width:0;height:1.5pt" o:hralign="center" o:hrstd="t" o:hr="t" fillcolor="#a0a0a0" stroked="f"/>
-        </w:pict>
-      </w:r>
-    </w:p>
-    <w:p>
-      <w:pPr>
-        <w:spacing w:before="100" w:beforeAutospacing="1" w:after="100" w:afterAutospacing="1" w:line="240" w:lineRule="auto"/>
-        <w:outlineLvl w:val="0"/>
-        <w:rPr>
-          <w:rFonts w:ascii="Times New Roman" w:eastAsia="Times New Roman" w:hAnsi="Times New Roman" w:cs="Times New Roman"/>
-          <w:b/>
-          <w:bCs/>
-          <w:kern w:val="36"/>
-          <w:sz w:val="48"/>
-          <w:szCs w:val="48"/>
-          <w:lang w:eastAsia="en-IN" w:bidi="gu-IN"/>
-        </w:rPr>
-      </w:pPr>
-      <w:r>
-        <w:rPr>
-          <w:rFonts w:ascii="Times New Roman" w:eastAsia="Times New Roman" w:hAnsi="Times New Roman" w:cs="Times New Roman"/>
-          <w:b/>
-          <w:bCs/>
-          <w:kern w:val="36"/>
-          <w:sz w:val="48"/>
-          <w:szCs w:val="48"/>
-          <w:lang w:eastAsia="en-IN" w:bidi="gu-IN"/>
-        </w:rPr>
-        <w:t xml:space="preserve">8. Learning </w:t>
-      </w:r>
-      <w:proofErr w:type="gramStart"/>
-      <w:r>
-        <w:rPr>
-          <w:rFonts w:ascii="Times New Roman" w:eastAsia="Times New Roman" w:hAnsi="Times New Roman" w:cs="Times New Roman"/>
-          <w:b/>
-          <w:bCs/>
-          <w:kern w:val="36"/>
-          <w:sz w:val="48"/>
-          <w:szCs w:val="48"/>
-          <w:lang w:eastAsia="en-IN" w:bidi="gu-IN"/>
-        </w:rPr>
-        <w:t>Principle</w:t>
-      </w:r>
-      <w:proofErr w:type="gramEnd"/>
-      <w:r>
-        <w:rPr>
-          <w:rFonts w:ascii="Times New Roman" w:eastAsia="Times New Roman" w:hAnsi="Times New Roman" w:cs="Times New Roman"/>
-          <w:b/>
-          <w:bCs/>
-          <w:kern w:val="36"/>
-          <w:sz w:val="48"/>
-          <w:szCs w:val="48"/>
-          <w:lang w:eastAsia="en-IN" w:bidi="gu-IN"/>
-        </w:rPr>
-        <w:t xml:space="preserve"> LP-05 — Pattern Recognition Precedes Abstraction</w:t>
-      </w:r>
-    </w:p>
-    <w:p>
-      <w:pPr>
-        <w:spacing w:before="100" w:beforeAutospacing="1" w:after="100" w:afterAutospacing="1" w:line="240" w:lineRule="auto"/>
-        <w:outlineLvl w:val="2"/>
-        <w:rPr>
-          <w:rFonts w:ascii="Times New Roman" w:eastAsia="Times New Roman" w:hAnsi="Times New Roman" w:cs="Times New Roman"/>
-          <w:b/>
-          <w:bCs/>
-          <w:sz w:val="27"/>
-          <w:szCs w:val="27"/>
-          <w:lang w:eastAsia="en-IN" w:bidi="gu-IN"/>
-        </w:rPr>
-      </w:pPr>
-      <w:r>
-        <w:rPr>
-          <w:rFonts w:ascii="Times New Roman" w:eastAsia="Times New Roman" w:hAnsi="Times New Roman" w:cs="Times New Roman"/>
-          <w:b/>
-          <w:bCs/>
-          <w:sz w:val="27"/>
-          <w:szCs w:val="27"/>
-          <w:lang w:eastAsia="en-IN" w:bidi="gu-IN"/>
-        </w:rPr>
-        <w:t>Principle</w:t>
-      </w:r>
-    </w:p>
-    <w:p>
-      <w:pPr>
-        <w:spacing w:before="100" w:beforeAutospacing="1" w:after="100" w:afterAutospacing="1" w:line="240" w:lineRule="auto"/>
-        <w:rPr>
-          <w:rFonts w:ascii="Times New Roman" w:eastAsia="Times New Roman" w:hAnsi="Times New Roman" w:cs="Times New Roman"/>
-          <w:sz w:val="24"/>
-          <w:szCs w:val="24"/>
-          <w:lang w:eastAsia="en-IN" w:bidi="gu-IN"/>
-        </w:rPr>
-      </w:pPr>
-      <w:r>
-        <w:rPr>
-          <w:rFonts w:ascii="Times New Roman" w:eastAsia="Times New Roman" w:hAnsi="Times New Roman" w:cs="Times New Roman"/>
-          <w:sz w:val="24"/>
-          <w:szCs w:val="24"/>
-          <w:lang w:eastAsia="en-IN" w:bidi="gu-IN"/>
-        </w:rPr>
-        <w:t>Humans naturally recognize repeated structures before forming abstract rules.</w:t>
-      </w:r>
-    </w:p>
-    <w:p>
-      <w:pPr>
-        <w:spacing w:before="100" w:beforeAutospacing="1" w:after="100" w:afterAutospacing="1" w:line="240" w:lineRule="auto"/>
-        <w:rPr>
-          <w:rFonts w:ascii="Times New Roman" w:eastAsia="Times New Roman" w:hAnsi="Times New Roman" w:cs="Times New Roman"/>
-          <w:sz w:val="24"/>
-          <w:szCs w:val="24"/>
-          <w:lang w:eastAsia="en-IN" w:bidi="gu-IN"/>
-        </w:rPr>
-      </w:pPr>
-      <w:r>
-        <w:rPr>
-          <w:rFonts w:ascii="Times New Roman" w:eastAsia="Times New Roman" w:hAnsi="Times New Roman" w:cs="Times New Roman"/>
-          <w:sz w:val="24"/>
-          <w:szCs w:val="24"/>
-          <w:lang w:eastAsia="en-IN" w:bidi="gu-IN"/>
-        </w:rPr>
-        <w:t>Programming concepts represent generalized patterns extracted from repeated observations.</w:t>
-      </w:r>
-    </w:p>
-    <w:p>
-      <w:pPr>
-        <w:spacing w:before="100" w:beforeAutospacing="1" w:after="100" w:afterAutospacing="1" w:line="240" w:lineRule="auto"/>
-        <w:outlineLvl w:val="2"/>
-        <w:rPr>
-          <w:rFonts w:ascii="Times New Roman" w:eastAsia="Times New Roman" w:hAnsi="Times New Roman" w:cs="Times New Roman"/>
-          <w:b/>
-          <w:bCs/>
-          <w:sz w:val="27"/>
-          <w:szCs w:val="27"/>
-          <w:lang w:eastAsia="en-IN" w:bidi="gu-IN"/>
-        </w:rPr>
-      </w:pPr>
-      <w:r>
-        <w:rPr>
-          <w:rFonts w:ascii="Times New Roman" w:eastAsia="Times New Roman" w:hAnsi="Times New Roman" w:cs="Times New Roman"/>
-          <w:b/>
-          <w:bCs/>
-          <w:sz w:val="27"/>
-          <w:szCs w:val="27"/>
-          <w:lang w:eastAsia="en-IN" w:bidi="gu-IN"/>
-        </w:rPr>
-        <w:t>CKLIS Implication</w:t>
-      </w:r>
-    </w:p>
-    <w:p>
-      <w:pPr>
-        <w:spacing w:before="100" w:beforeAutospacing="1" w:after="100" w:afterAutospacing="1" w:line="240" w:lineRule="auto"/>
-        <w:rPr>
-          <w:rFonts w:ascii="Times New Roman" w:eastAsia="Times New Roman" w:hAnsi="Times New Roman" w:cs="Times New Roman"/>
-          <w:sz w:val="24"/>
-          <w:szCs w:val="24"/>
-          <w:lang w:eastAsia="en-IN" w:bidi="gu-IN"/>
-        </w:rPr>
-      </w:pPr>
-      <w:r>
-        <w:rPr>
-          <w:rFonts w:ascii="Times New Roman" w:eastAsia="Times New Roman" w:hAnsi="Times New Roman" w:cs="Times New Roman"/>
-          <w:sz w:val="24"/>
-          <w:szCs w:val="24"/>
-          <w:lang w:eastAsia="en-IN" w:bidi="gu-IN"/>
-        </w:rPr>
-        <w:t xml:space="preserve">Lessons SHOULD encourage learners to observe recurring </w:t>
-      </w:r>
-      <w:proofErr w:type="spellStart"/>
-      <w:r>
-        <w:rPr>
-          <w:rFonts w:ascii="Times New Roman" w:eastAsia="Times New Roman" w:hAnsi="Times New Roman" w:cs="Times New Roman"/>
-          <w:sz w:val="24"/>
-          <w:szCs w:val="24"/>
-          <w:lang w:eastAsia="en-IN" w:bidi="gu-IN"/>
-        </w:rPr>
-        <w:t>behavior</w:t>
-      </w:r>
-      <w:proofErr w:type="spellEnd"/>
-      <w:r>
-        <w:rPr>
-          <w:rFonts w:ascii="Times New Roman" w:eastAsia="Times New Roman" w:hAnsi="Times New Roman" w:cs="Times New Roman"/>
-          <w:sz w:val="24"/>
-          <w:szCs w:val="24"/>
-          <w:lang w:eastAsia="en-IN" w:bidi="gu-IN"/>
-        </w:rPr>
-        <w:t xml:space="preserve"> before introducing terminology.</w:t>
-      </w:r>
-    </w:p>
-    <w:p>
-      <w:pPr>
-        <w:spacing w:before="100" w:beforeAutospacing="1" w:after="100" w:afterAutospacing="1" w:line="240" w:lineRule="auto"/>
-        <w:rPr>
-          <w:rFonts w:ascii="Times New Roman" w:eastAsia="Times New Roman" w:hAnsi="Times New Roman" w:cs="Times New Roman"/>
-          <w:sz w:val="24"/>
-          <w:szCs w:val="24"/>
-          <w:lang w:eastAsia="en-IN" w:bidi="gu-IN"/>
-        </w:rPr>
-      </w:pPr>
-      <w:r>
-        <w:rPr>
-          <w:rFonts w:ascii="Times New Roman" w:eastAsia="Times New Roman" w:hAnsi="Times New Roman" w:cs="Times New Roman"/>
-          <w:sz w:val="24"/>
-          <w:szCs w:val="24"/>
-          <w:lang w:eastAsia="en-IN" w:bidi="gu-IN"/>
-        </w:rPr>
-        <w:t>Pattern recognition bridges scenarios and programming.</w:t>
-      </w:r>
-    </w:p>
-    <w:p>
-      <w:pPr>
-        <w:spacing w:before="100" w:beforeAutospacing="1" w:after="100" w:afterAutospacing="1" w:line="240" w:lineRule="auto"/>
-        <w:outlineLvl w:val="2"/>
-        <w:rPr>
-          <w:rFonts w:ascii="Times New Roman" w:eastAsia="Times New Roman" w:hAnsi="Times New Roman" w:cs="Times New Roman"/>
-          <w:b/>
-          <w:bCs/>
-          <w:sz w:val="27"/>
-          <w:szCs w:val="27"/>
-          <w:lang w:eastAsia="en-IN" w:bidi="gu-IN"/>
-        </w:rPr>
-      </w:pPr>
-      <w:r>
-        <w:rPr>
-          <w:rFonts w:ascii="Times New Roman" w:eastAsia="Times New Roman" w:hAnsi="Times New Roman" w:cs="Times New Roman"/>
-          <w:b/>
-          <w:bCs/>
-          <w:sz w:val="27"/>
-          <w:szCs w:val="27"/>
-          <w:lang w:eastAsia="en-IN" w:bidi="gu-IN"/>
-        </w:rPr>
-        <w:t>Constitutional Support</w:t>
-      </w:r>
-    </w:p>
-    <w:p>
-      <w:pPr>
-        <w:numPr>
-          <w:ilvl w:val="0"/>
-          <w:numId w:val="6"/>
-        </w:numPr>
-        <w:spacing w:before="100" w:beforeAutospacing="1" w:after="100" w:afterAutospacing="1" w:line="240" w:lineRule="auto"/>
-        <w:rPr>
-          <w:rFonts w:ascii="Times New Roman" w:eastAsia="Times New Roman" w:hAnsi="Times New Roman" w:cs="Times New Roman"/>
-          <w:sz w:val="24"/>
-          <w:szCs w:val="24"/>
-          <w:lang w:eastAsia="en-IN" w:bidi="gu-IN"/>
-        </w:rPr>
-      </w:pPr>
-      <w:r>
-        <w:rPr>
-          <w:rFonts w:ascii="Times New Roman" w:eastAsia="Times New Roman" w:hAnsi="Times New Roman" w:cs="Times New Roman"/>
-          <w:sz w:val="24"/>
-          <w:szCs w:val="24"/>
-          <w:lang w:eastAsia="en-IN" w:bidi="gu-IN"/>
-        </w:rPr>
-        <w:t>CL-08</w:t>
-      </w:r>
-    </w:p>
-    <w:p>
-      <w:pPr>
-        <w:numPr>
-          <w:ilvl w:val="0"/>
-          <w:numId w:val="6"/>
-        </w:numPr>
-        <w:spacing w:before="100" w:beforeAutospacing="1" w:after="100" w:afterAutospacing="1" w:line="240" w:lineRule="auto"/>
-        <w:rPr>
-          <w:rFonts w:ascii="Times New Roman" w:eastAsia="Times New Roman" w:hAnsi="Times New Roman" w:cs="Times New Roman"/>
-          <w:sz w:val="24"/>
-          <w:szCs w:val="24"/>
-          <w:lang w:eastAsia="en-IN" w:bidi="gu-IN"/>
-        </w:rPr>
-      </w:pPr>
-      <w:r>
-        <w:rPr>
-          <w:rFonts w:ascii="Times New Roman" w:eastAsia="Times New Roman" w:hAnsi="Times New Roman" w:cs="Times New Roman"/>
-          <w:sz w:val="24"/>
-          <w:szCs w:val="24"/>
-          <w:lang w:eastAsia="en-IN" w:bidi="gu-IN"/>
-        </w:rPr>
-        <w:t>CL-16</w:t>
-      </w:r>
-    </w:p>
-    <w:p>
-      <w:pPr>
-        <w:spacing w:after="0" w:line="240" w:lineRule="auto"/>
-        <w:rPr>
-          <w:rFonts w:ascii="Times New Roman" w:eastAsia="Times New Roman" w:hAnsi="Times New Roman" w:cs="Times New Roman"/>
-          <w:sz w:val="24"/>
-          <w:szCs w:val="24"/>
-          <w:lang w:eastAsia="en-IN" w:bidi="gu-IN"/>
-        </w:rPr>
-      </w:pPr>
-      <w:r>
-        <w:rPr>
-          <w:rFonts w:ascii="Times New Roman" w:eastAsia="Times New Roman" w:hAnsi="Times New Roman" w:cs="Times New Roman"/>
-          <w:sz w:val="24"/>
-          <w:szCs w:val="24"/>
-          <w:lang w:eastAsia="en-IN" w:bidi="gu-IN"/>
-        </w:rPr>
-        <w:pict w14:anchorId="632C03CB">
-          <v:rect id="_x0000_i1034" style="width:0;height:1.5pt" o:hralign="center" o:hrstd="t" o:hr="t" fillcolor="#a0a0a0" stroked="f"/>
-        </w:pict>
-      </w:r>
-    </w:p>
-    <w:p>
-      <w:pPr>
-        <w:spacing w:before="100" w:beforeAutospacing="1" w:after="100" w:afterAutospacing="1" w:line="240" w:lineRule="auto"/>
-        <w:outlineLvl w:val="0"/>
-        <w:rPr>
-          <w:rFonts w:ascii="Times New Roman" w:eastAsia="Times New Roman" w:hAnsi="Times New Roman" w:cs="Times New Roman"/>
-          <w:b/>
-          <w:bCs/>
-          <w:kern w:val="36"/>
-          <w:sz w:val="48"/>
-          <w:szCs w:val="48"/>
-          <w:lang w:eastAsia="en-IN" w:bidi="gu-IN"/>
-        </w:rPr>
-      </w:pPr>
-      <w:r>
-        <w:rPr>
-          <w:rFonts w:ascii="Times New Roman" w:eastAsia="Times New Roman" w:hAnsi="Times New Roman" w:cs="Times New Roman"/>
-          <w:b/>
-          <w:bCs/>
-          <w:kern w:val="36"/>
-          <w:sz w:val="48"/>
-          <w:szCs w:val="48"/>
-          <w:lang w:eastAsia="en-IN" w:bidi="gu-IN"/>
-        </w:rPr>
-        <w:t xml:space="preserve">9. Learning </w:t>
-      </w:r>
-      <w:proofErr w:type="gramStart"/>
-      <w:r>
-        <w:rPr>
-          <w:rFonts w:ascii="Times New Roman" w:eastAsia="Times New Roman" w:hAnsi="Times New Roman" w:cs="Times New Roman"/>
-          <w:b/>
-          <w:bCs/>
-          <w:kern w:val="36"/>
-          <w:sz w:val="48"/>
-          <w:szCs w:val="48"/>
-          <w:lang w:eastAsia="en-IN" w:bidi="gu-IN"/>
-        </w:rPr>
-        <w:t>Principle</w:t>
-      </w:r>
-      <w:proofErr w:type="gramEnd"/>
-      <w:r>
-        <w:rPr>
-          <w:rFonts w:ascii="Times New Roman" w:eastAsia="Times New Roman" w:hAnsi="Times New Roman" w:cs="Times New Roman"/>
-          <w:b/>
-          <w:bCs/>
-          <w:kern w:val="36"/>
-          <w:sz w:val="48"/>
-          <w:szCs w:val="48"/>
-          <w:lang w:eastAsia="en-IN" w:bidi="gu-IN"/>
-        </w:rPr>
-        <w:t xml:space="preserve"> LP-06 — Cognitive Load Must Be Managed</w:t>
-      </w:r>
-    </w:p>
-    <w:p>
-      <w:pPr>
-        <w:spacing w:before="100" w:beforeAutospacing="1" w:after="100" w:afterAutospacing="1" w:line="240" w:lineRule="auto"/>
-        <w:outlineLvl w:val="2"/>
-        <w:rPr>
-          <w:rFonts w:ascii="Times New Roman" w:eastAsia="Times New Roman" w:hAnsi="Times New Roman" w:cs="Times New Roman"/>
-          <w:b/>
-          <w:bCs/>
-          <w:sz w:val="27"/>
-          <w:szCs w:val="27"/>
-          <w:lang w:eastAsia="en-IN" w:bidi="gu-IN"/>
-        </w:rPr>
-      </w:pPr>
-      <w:r>
-        <w:rPr>
-          <w:rFonts w:ascii="Times New Roman" w:eastAsia="Times New Roman" w:hAnsi="Times New Roman" w:cs="Times New Roman"/>
-          <w:b/>
-          <w:bCs/>
-          <w:sz w:val="27"/>
-          <w:szCs w:val="27"/>
-          <w:lang w:eastAsia="en-IN" w:bidi="gu-IN"/>
-        </w:rPr>
-        <w:t>Principle</w:t>
-      </w:r>
-    </w:p>
-    <w:p>
-      <w:pPr>
-        <w:spacing w:before="100" w:beforeAutospacing="1" w:after="100" w:afterAutospacing="1" w:line="240" w:lineRule="auto"/>
-        <w:rPr>
-          <w:rFonts w:ascii="Times New Roman" w:eastAsia="Times New Roman" w:hAnsi="Times New Roman" w:cs="Times New Roman"/>
-          <w:sz w:val="24"/>
-          <w:szCs w:val="24"/>
-          <w:lang w:eastAsia="en-IN" w:bidi="gu-IN"/>
-        </w:rPr>
-      </w:pPr>
-      <w:r>
-        <w:rPr>
-          <w:rFonts w:ascii="Times New Roman" w:eastAsia="Times New Roman" w:hAnsi="Times New Roman" w:cs="Times New Roman"/>
-          <w:sz w:val="24"/>
-          <w:szCs w:val="24"/>
-          <w:lang w:eastAsia="en-IN" w:bidi="gu-IN"/>
-        </w:rPr>
-        <w:t>Working memory has limited capacity.</w:t>
-      </w:r>
-    </w:p>
-    <w:p>
-      <w:pPr>
-        <w:spacing w:before="100" w:beforeAutospacing="1" w:after="100" w:afterAutospacing="1" w:line="240" w:lineRule="auto"/>
-        <w:rPr>
-          <w:rFonts w:ascii="Times New Roman" w:eastAsia="Times New Roman" w:hAnsi="Times New Roman" w:cs="Times New Roman"/>
-          <w:sz w:val="24"/>
-          <w:szCs w:val="24"/>
-          <w:lang w:eastAsia="en-IN" w:bidi="gu-IN"/>
-        </w:rPr>
-      </w:pPr>
-      <w:r>
-        <w:rPr>
-          <w:rFonts w:ascii="Times New Roman" w:eastAsia="Times New Roman" w:hAnsi="Times New Roman" w:cs="Times New Roman"/>
-          <w:sz w:val="24"/>
-          <w:szCs w:val="24"/>
-          <w:lang w:eastAsia="en-IN" w:bidi="gu-IN"/>
-        </w:rPr>
-        <w:t>Learning deteriorates when explanations introduce unnecessary complexity.</w:t>
-      </w:r>
-    </w:p>
-    <w:p>
-      <w:pPr>
-        <w:spacing w:before="100" w:beforeAutospacing="1" w:after="100" w:afterAutospacing="1" w:line="240" w:lineRule="auto"/>
-        <w:rPr>
-          <w:rFonts w:ascii="Times New Roman" w:eastAsia="Times New Roman" w:hAnsi="Times New Roman" w:cs="Times New Roman"/>
-          <w:sz w:val="24"/>
-          <w:szCs w:val="24"/>
-          <w:lang w:eastAsia="en-IN" w:bidi="gu-IN"/>
-        </w:rPr>
-      </w:pPr>
-      <w:r>
-        <w:rPr>
-          <w:rFonts w:ascii="Times New Roman" w:eastAsia="Times New Roman" w:hAnsi="Times New Roman" w:cs="Times New Roman"/>
-          <w:sz w:val="24"/>
-          <w:szCs w:val="24"/>
-          <w:lang w:eastAsia="en-IN" w:bidi="gu-IN"/>
-        </w:rPr>
-        <w:t>Effective instruction reduces irrelevant cognitive load while preserving conceptual depth.</w:t>
-      </w:r>
-    </w:p>
-    <w:p>
-      <w:pPr>
-        <w:spacing w:before="100" w:beforeAutospacing="1" w:after="100" w:afterAutospacing="1" w:line="240" w:lineRule="auto"/>
-        <w:outlineLvl w:val="2"/>
-        <w:rPr>
-          <w:rFonts w:ascii="Times New Roman" w:eastAsia="Times New Roman" w:hAnsi="Times New Roman" w:cs="Times New Roman"/>
-          <w:b/>
-          <w:bCs/>
-          <w:sz w:val="27"/>
-          <w:szCs w:val="27"/>
-          <w:lang w:eastAsia="en-IN" w:bidi="gu-IN"/>
-        </w:rPr>
-      </w:pPr>
-      <w:r>
-        <w:rPr>
-          <w:rFonts w:ascii="Times New Roman" w:eastAsia="Times New Roman" w:hAnsi="Times New Roman" w:cs="Times New Roman"/>
-          <w:b/>
-          <w:bCs/>
-          <w:sz w:val="27"/>
-          <w:szCs w:val="27"/>
-          <w:lang w:eastAsia="en-IN" w:bidi="gu-IN"/>
-        </w:rPr>
-        <w:t>CKLIS Implication</w:t>
-      </w:r>
-    </w:p>
-    <w:p>
-      <w:pPr>
-        <w:spacing w:before="100" w:beforeAutospacing="1" w:after="100" w:afterAutospacing="1" w:line="240" w:lineRule="auto"/>
-        <w:rPr>
-          <w:rFonts w:ascii="Times New Roman" w:eastAsia="Times New Roman" w:hAnsi="Times New Roman" w:cs="Times New Roman"/>
-          <w:sz w:val="24"/>
-          <w:szCs w:val="24"/>
-          <w:lang w:eastAsia="en-IN" w:bidi="gu-IN"/>
-        </w:rPr>
-      </w:pPr>
-      <w:r>
-        <w:rPr>
-          <w:rFonts w:ascii="Times New Roman" w:eastAsia="Times New Roman" w:hAnsi="Times New Roman" w:cs="Times New Roman"/>
-          <w:sz w:val="24"/>
-          <w:szCs w:val="24"/>
-          <w:lang w:eastAsia="en-IN" w:bidi="gu-IN"/>
-        </w:rPr>
-        <w:t>Educational episodes SHOULD introduce only the information necessary for the current learning objective.</w:t>
-      </w:r>
-    </w:p>
-    <w:p>
-      <w:pPr>
-        <w:spacing w:before="100" w:beforeAutospacing="1" w:after="100" w:afterAutospacing="1" w:line="240" w:lineRule="auto"/>
-        <w:rPr>
-          <w:rFonts w:ascii="Times New Roman" w:eastAsia="Times New Roman" w:hAnsi="Times New Roman" w:cs="Times New Roman"/>
-          <w:sz w:val="24"/>
-          <w:szCs w:val="24"/>
-          <w:lang w:eastAsia="en-IN" w:bidi="gu-IN"/>
-        </w:rPr>
-      </w:pPr>
-      <w:r>
-        <w:rPr>
-          <w:rFonts w:ascii="Times New Roman" w:eastAsia="Times New Roman" w:hAnsi="Times New Roman" w:cs="Times New Roman"/>
-          <w:sz w:val="24"/>
-          <w:szCs w:val="24"/>
-          <w:lang w:eastAsia="en-IN" w:bidi="gu-IN"/>
-        </w:rPr>
-        <w:t>Future quality evaluation SHOULD include cognitive load assessment.</w:t>
-      </w:r>
-    </w:p>
-    <w:p>
-      <w:pPr>
-        <w:spacing w:before="100" w:beforeAutospacing="1" w:after="100" w:afterAutospacing="1" w:line="240" w:lineRule="auto"/>
-        <w:outlineLvl w:val="2"/>
-        <w:rPr>
-          <w:rFonts w:ascii="Times New Roman" w:eastAsia="Times New Roman" w:hAnsi="Times New Roman" w:cs="Times New Roman"/>
-          <w:b/>
-          <w:bCs/>
-          <w:sz w:val="27"/>
-          <w:szCs w:val="27"/>
-          <w:lang w:eastAsia="en-IN" w:bidi="gu-IN"/>
-        </w:rPr>
-      </w:pPr>
-      <w:r>
-        <w:rPr>
-          <w:rFonts w:ascii="Times New Roman" w:eastAsia="Times New Roman" w:hAnsi="Times New Roman" w:cs="Times New Roman"/>
-          <w:b/>
-          <w:bCs/>
-          <w:sz w:val="27"/>
-          <w:szCs w:val="27"/>
-          <w:lang w:eastAsia="en-IN" w:bidi="gu-IN"/>
-        </w:rPr>
-        <w:lastRenderedPageBreak/>
-        <w:t>Constitutional Support</w:t>
-      </w:r>
-    </w:p>
-    <w:p>
-      <w:pPr>
-        <w:numPr>
-          <w:ilvl w:val="0"/>
-          <w:numId w:val="7"/>
-        </w:numPr>
-        <w:spacing w:before="100" w:beforeAutospacing="1" w:after="100" w:afterAutospacing="1" w:line="240" w:lineRule="auto"/>
-        <w:rPr>
-          <w:rFonts w:ascii="Times New Roman" w:eastAsia="Times New Roman" w:hAnsi="Times New Roman" w:cs="Times New Roman"/>
-          <w:sz w:val="24"/>
-          <w:szCs w:val="24"/>
-          <w:lang w:eastAsia="en-IN" w:bidi="gu-IN"/>
-        </w:rPr>
-      </w:pPr>
-      <w:r>
-        <w:rPr>
-          <w:rFonts w:ascii="Times New Roman" w:eastAsia="Times New Roman" w:hAnsi="Times New Roman" w:cs="Times New Roman"/>
-          <w:sz w:val="24"/>
-          <w:szCs w:val="24"/>
-          <w:lang w:eastAsia="en-IN" w:bidi="gu-IN"/>
-        </w:rPr>
-        <w:t>CL-21</w:t>
-      </w:r>
-    </w:p>
-    <w:p>
-      <w:pPr>
-        <w:numPr>
-          <w:ilvl w:val="0"/>
-          <w:numId w:val="7"/>
-        </w:numPr>
-        <w:spacing w:before="100" w:beforeAutospacing="1" w:after="100" w:afterAutospacing="1" w:line="240" w:lineRule="auto"/>
-        <w:rPr>
-          <w:rFonts w:ascii="Times New Roman" w:eastAsia="Times New Roman" w:hAnsi="Times New Roman" w:cs="Times New Roman"/>
-          <w:sz w:val="24"/>
-          <w:szCs w:val="24"/>
-          <w:lang w:eastAsia="en-IN" w:bidi="gu-IN"/>
-        </w:rPr>
-      </w:pPr>
-      <w:r>
-        <w:rPr>
-          <w:rFonts w:ascii="Times New Roman" w:eastAsia="Times New Roman" w:hAnsi="Times New Roman" w:cs="Times New Roman"/>
-          <w:sz w:val="24"/>
-          <w:szCs w:val="24"/>
-          <w:lang w:eastAsia="en-IN" w:bidi="gu-IN"/>
-        </w:rPr>
-        <w:t>CL-14</w:t>
-      </w:r>
-    </w:p>
-    <w:p>
-      <w:pPr>
-        <w:spacing w:after="0" w:line="240" w:lineRule="auto"/>
-        <w:rPr>
-          <w:rFonts w:ascii="Times New Roman" w:eastAsia="Times New Roman" w:hAnsi="Times New Roman" w:cs="Times New Roman"/>
-          <w:sz w:val="24"/>
-          <w:szCs w:val="24"/>
-          <w:lang w:eastAsia="en-IN" w:bidi="gu-IN"/>
-        </w:rPr>
-      </w:pPr>
-      <w:r>
-        <w:rPr>
-          <w:rFonts w:ascii="Times New Roman" w:eastAsia="Times New Roman" w:hAnsi="Times New Roman" w:cs="Times New Roman"/>
-          <w:sz w:val="24"/>
-          <w:szCs w:val="24"/>
-          <w:lang w:eastAsia="en-IN" w:bidi="gu-IN"/>
-        </w:rPr>
-        <w:pict w14:anchorId="2A9A5DEF">
-          <v:rect id="_x0000_i1035" style="width:0;height:1.5pt" o:hralign="center" o:hrstd="t" o:hr="t" fillcolor="#a0a0a0" stroked="f"/>
-        </w:pict>
-      </w:r>
-    </w:p>
-    <w:p>
-      <w:pPr>
-        <w:spacing w:before="100" w:beforeAutospacing="1" w:after="100" w:afterAutospacing="1" w:line="240" w:lineRule="auto"/>
-        <w:outlineLvl w:val="0"/>
-        <w:rPr>
-          <w:rFonts w:ascii="Times New Roman" w:eastAsia="Times New Roman" w:hAnsi="Times New Roman" w:cs="Times New Roman"/>
-          <w:b/>
-          <w:bCs/>
-          <w:kern w:val="36"/>
-          <w:sz w:val="48"/>
-          <w:szCs w:val="48"/>
-          <w:lang w:eastAsia="en-IN" w:bidi="gu-IN"/>
-        </w:rPr>
-      </w:pPr>
-      <w:r>
-        <w:rPr>
-          <w:rFonts w:ascii="Times New Roman" w:eastAsia="Times New Roman" w:hAnsi="Times New Roman" w:cs="Times New Roman"/>
-          <w:b/>
-          <w:bCs/>
-          <w:kern w:val="36"/>
-          <w:sz w:val="48"/>
-          <w:szCs w:val="48"/>
-          <w:lang w:eastAsia="en-IN" w:bidi="gu-IN"/>
-        </w:rPr>
-        <w:t xml:space="preserve">10. Learning </w:t>
-      </w:r>
-      <w:proofErr w:type="gramStart"/>
-      <w:r>
-        <w:rPr>
-          <w:rFonts w:ascii="Times New Roman" w:eastAsia="Times New Roman" w:hAnsi="Times New Roman" w:cs="Times New Roman"/>
-          <w:b/>
-          <w:bCs/>
-          <w:kern w:val="36"/>
-          <w:sz w:val="48"/>
-          <w:szCs w:val="48"/>
-          <w:lang w:eastAsia="en-IN" w:bidi="gu-IN"/>
-        </w:rPr>
-        <w:t>Principle</w:t>
-      </w:r>
-      <w:proofErr w:type="gramEnd"/>
-      <w:r>
-        <w:rPr>
-          <w:rFonts w:ascii="Times New Roman" w:eastAsia="Times New Roman" w:hAnsi="Times New Roman" w:cs="Times New Roman"/>
-          <w:b/>
-          <w:bCs/>
-          <w:kern w:val="36"/>
-          <w:sz w:val="48"/>
-          <w:szCs w:val="48"/>
-          <w:lang w:eastAsia="en-IN" w:bidi="gu-IN"/>
-        </w:rPr>
-        <w:t xml:space="preserve"> LP-07 — Active Thinking Produces Stronger Learning</w:t>
-      </w:r>
-    </w:p>
-    <w:p>
-      <w:pPr>
-        <w:spacing w:before="100" w:beforeAutospacing="1" w:after="100" w:afterAutospacing="1" w:line="240" w:lineRule="auto"/>
-        <w:outlineLvl w:val="2"/>
-        <w:rPr>
-          <w:rFonts w:ascii="Times New Roman" w:eastAsia="Times New Roman" w:hAnsi="Times New Roman" w:cs="Times New Roman"/>
-          <w:b/>
-          <w:bCs/>
-          <w:sz w:val="27"/>
-          <w:szCs w:val="27"/>
-          <w:lang w:eastAsia="en-IN" w:bidi="gu-IN"/>
-        </w:rPr>
-      </w:pPr>
-      <w:r>
-        <w:rPr>
-          <w:rFonts w:ascii="Times New Roman" w:eastAsia="Times New Roman" w:hAnsi="Times New Roman" w:cs="Times New Roman"/>
-          <w:b/>
-          <w:bCs/>
-          <w:sz w:val="27"/>
-          <w:szCs w:val="27"/>
-          <w:lang w:eastAsia="en-IN" w:bidi="gu-IN"/>
-        </w:rPr>
-        <w:t>Principle</w:t>
-      </w:r>
-    </w:p>
-    <w:p>
-      <w:pPr>
-        <w:spacing w:before="100" w:beforeAutospacing="1" w:after="100" w:afterAutospacing="1" w:line="240" w:lineRule="auto"/>
-        <w:rPr>
-          <w:rFonts w:ascii="Times New Roman" w:eastAsia="Times New Roman" w:hAnsi="Times New Roman" w:cs="Times New Roman"/>
-          <w:sz w:val="24"/>
-          <w:szCs w:val="24"/>
-          <w:lang w:eastAsia="en-IN" w:bidi="gu-IN"/>
-        </w:rPr>
-      </w:pPr>
-      <w:r>
-        <w:rPr>
-          <w:rFonts w:ascii="Times New Roman" w:eastAsia="Times New Roman" w:hAnsi="Times New Roman" w:cs="Times New Roman"/>
-          <w:sz w:val="24"/>
-          <w:szCs w:val="24"/>
-          <w:lang w:eastAsia="en-IN" w:bidi="gu-IN"/>
-        </w:rPr>
-        <w:t>Learners remember concepts more effectively when they actively predict, compare, explain, or solve problems.</w:t>
-      </w:r>
-    </w:p>
-    <w:p>
-      <w:pPr>
-        <w:spacing w:before="100" w:beforeAutospacing="1" w:after="100" w:afterAutospacing="1" w:line="240" w:lineRule="auto"/>
-        <w:rPr>
-          <w:rFonts w:ascii="Times New Roman" w:eastAsia="Times New Roman" w:hAnsi="Times New Roman" w:cs="Times New Roman"/>
-          <w:sz w:val="24"/>
-          <w:szCs w:val="24"/>
-          <w:lang w:eastAsia="en-IN" w:bidi="gu-IN"/>
-        </w:rPr>
-      </w:pPr>
-      <w:r>
-        <w:rPr>
-          <w:rFonts w:ascii="Times New Roman" w:eastAsia="Times New Roman" w:hAnsi="Times New Roman" w:cs="Times New Roman"/>
-          <w:sz w:val="24"/>
-          <w:szCs w:val="24"/>
-          <w:lang w:eastAsia="en-IN" w:bidi="gu-IN"/>
-        </w:rPr>
-        <w:t>Passive observation produces weaker long-term retention.</w:t>
-      </w:r>
-    </w:p>
-    <w:p>
-      <w:pPr>
-        <w:spacing w:before="100" w:beforeAutospacing="1" w:after="100" w:afterAutospacing="1" w:line="240" w:lineRule="auto"/>
-        <w:outlineLvl w:val="2"/>
-        <w:rPr>
-          <w:rFonts w:ascii="Times New Roman" w:eastAsia="Times New Roman" w:hAnsi="Times New Roman" w:cs="Times New Roman"/>
-          <w:b/>
-          <w:bCs/>
-          <w:sz w:val="27"/>
-          <w:szCs w:val="27"/>
-          <w:lang w:eastAsia="en-IN" w:bidi="gu-IN"/>
-        </w:rPr>
-      </w:pPr>
-      <w:r>
-        <w:rPr>
-          <w:rFonts w:ascii="Times New Roman" w:eastAsia="Times New Roman" w:hAnsi="Times New Roman" w:cs="Times New Roman"/>
-          <w:b/>
-          <w:bCs/>
-          <w:sz w:val="27"/>
-          <w:szCs w:val="27"/>
-          <w:lang w:eastAsia="en-IN" w:bidi="gu-IN"/>
-        </w:rPr>
-        <w:t>CKLIS Implication</w:t>
-      </w:r>
-    </w:p>
-    <w:p>
-      <w:pPr>
-        <w:spacing w:before="100" w:beforeAutospacing="1" w:after="100" w:afterAutospacing="1" w:line="240" w:lineRule="auto"/>
-        <w:rPr>
-          <w:rFonts w:ascii="Times New Roman" w:eastAsia="Times New Roman" w:hAnsi="Times New Roman" w:cs="Times New Roman"/>
-          <w:sz w:val="24"/>
-          <w:szCs w:val="24"/>
-          <w:lang w:eastAsia="en-IN" w:bidi="gu-IN"/>
-        </w:rPr>
-      </w:pPr>
-      <w:r>
-        <w:rPr>
-          <w:rFonts w:ascii="Times New Roman" w:eastAsia="Times New Roman" w:hAnsi="Times New Roman" w:cs="Times New Roman"/>
-          <w:sz w:val="24"/>
-          <w:szCs w:val="24"/>
-          <w:lang w:eastAsia="en-IN" w:bidi="gu-IN"/>
-        </w:rPr>
-        <w:t>Lessons SHOULD include opportunities for learners to think before receiving the explanation.</w:t>
-      </w:r>
-    </w:p>
-    <w:p>
-      <w:pPr>
-        <w:spacing w:before="100" w:beforeAutospacing="1" w:after="100" w:afterAutospacing="1" w:line="240" w:lineRule="auto"/>
-        <w:outlineLvl w:val="2"/>
-        <w:rPr>
-          <w:rFonts w:ascii="Times New Roman" w:eastAsia="Times New Roman" w:hAnsi="Times New Roman" w:cs="Times New Roman"/>
-          <w:b/>
-          <w:bCs/>
-          <w:sz w:val="27"/>
-          <w:szCs w:val="27"/>
-          <w:lang w:eastAsia="en-IN" w:bidi="gu-IN"/>
-        </w:rPr>
-      </w:pPr>
-      <w:r>
-        <w:rPr>
-          <w:rFonts w:ascii="Times New Roman" w:eastAsia="Times New Roman" w:hAnsi="Times New Roman" w:cs="Times New Roman"/>
-          <w:b/>
-          <w:bCs/>
-          <w:sz w:val="27"/>
-          <w:szCs w:val="27"/>
-          <w:lang w:eastAsia="en-IN" w:bidi="gu-IN"/>
-        </w:rPr>
-        <w:t>Constitutional Support</w:t>
+        <w:t>CL-17</w:t>
       </w:r>
     </w:p>
     <w:p>
@@ -3676,30 +3538,6 @@
           <w:szCs w:val="24"/>
           <w:lang w:eastAsia="en-IN" w:bidi="gu-IN"/>
         </w:rPr>
-        <w:t>CL-17</w:t>
-      </w:r>
-    </w:p>
-    <w:p>
-      <w:pPr>
-        <w:numPr>
-          <w:ilvl w:val="0"/>
-          <w:numId w:val="8"/>
-        </w:numPr>
-        <w:spacing w:before="100" w:beforeAutospacing="1" w:after="100" w:afterAutospacing="1" w:line="240" w:lineRule="auto"/>
-        <w:rPr>
-          <w:rFonts w:ascii="Times New Roman" w:eastAsia="Times New Roman" w:hAnsi="Times New Roman" w:cs="Times New Roman"/>
-          <w:sz w:val="24"/>
-          <w:szCs w:val="24"/>
-          <w:lang w:eastAsia="en-IN" w:bidi="gu-IN"/>
-        </w:rPr>
-      </w:pPr>
-      <w:r>
-        <w:rPr>
-          <w:rFonts w:ascii="Times New Roman" w:eastAsia="Times New Roman" w:hAnsi="Times New Roman" w:cs="Times New Roman"/>
-          <w:sz w:val="24"/>
-          <w:szCs w:val="24"/>
-          <w:lang w:eastAsia="en-IN" w:bidi="gu-IN"/>
-        </w:rPr>
         <w:t>CL-25</w:t>
       </w:r>
     </w:p>
@@ -3780,7 +3618,7 @@
     <w:p>
       <w:r>
         <w:pict w14:anchorId="2DFAB0A6">
-          <v:rect id="_x0000_i1049" style="width:0;height:1.5pt" o:hralign="center" o:hrstd="t" o:hr="t" fillcolor="#a0a0a0" stroked="f"/>
+          <v:rect id="_x0000_i1037" style="width:0;height:1.5pt" o:hralign="center" o:hrstd="t" o:hr="t" fillcolor="#a0a0a0" stroked="f"/>
         </w:pict>
       </w:r>
     </w:p>
@@ -3789,15 +3627,7 @@
         <w:pStyle w:val="Heading1"/>
       </w:pPr>
       <w:r>
-        <w:t xml:space="preserve">11. Learning </w:t>
-      </w:r>
-      <w:proofErr w:type="gramStart"/>
-      <w:r>
-        <w:t>Principle</w:t>
-      </w:r>
-      <w:proofErr w:type="gramEnd"/>
-      <w:r>
-        <w:t xml:space="preserve"> LP-08 — Retrieval Strengthens Memory</w:t>
+        <w:t>11. Learning Principle LP-08 — Retrieval Strengthens Memory</w:t>
       </w:r>
     </w:p>
     <w:p>
@@ -3875,7 +3705,7 @@
     <w:p>
       <w:r>
         <w:pict w14:anchorId="055792B2">
-          <v:rect id="_x0000_i1050" style="width:0;height:1.5pt" o:hralign="center" o:hrstd="t" o:hr="t" fillcolor="#a0a0a0" stroked="f"/>
+          <v:rect id="_x0000_i1038" style="width:0;height:1.5pt" o:hralign="center" o:hrstd="t" o:hr="t" fillcolor="#a0a0a0" stroked="f"/>
         </w:pict>
       </w:r>
     </w:p>
@@ -3884,15 +3714,7 @@
         <w:pStyle w:val="Heading1"/>
       </w:pPr>
       <w:r>
-        <w:t xml:space="preserve">12. Learning </w:t>
-      </w:r>
-      <w:proofErr w:type="gramStart"/>
-      <w:r>
-        <w:t>Principle</w:t>
-      </w:r>
-      <w:proofErr w:type="gramEnd"/>
-      <w:r>
-        <w:t xml:space="preserve"> LP-09 — Knowledge Transfers Through Abstraction</w:t>
+        <w:t>12. Learning Principle LP-09 — Knowledge Transfers Through Abstraction</w:t>
       </w:r>
     </w:p>
     <w:p>
@@ -3979,7 +3801,7 @@
     <w:p>
       <w:r>
         <w:pict w14:anchorId="0BA36799">
-          <v:rect id="_x0000_i1051" style="width:0;height:1.5pt" o:hralign="center" o:hrstd="t" o:hr="t" fillcolor="#a0a0a0" stroked="f"/>
+          <v:rect id="_x0000_i1039" style="width:0;height:1.5pt" o:hralign="center" o:hrstd="t" o:hr="t" fillcolor="#a0a0a0" stroked="f"/>
         </w:pict>
       </w:r>
     </w:p>
@@ -3988,15 +3810,7 @@
         <w:pStyle w:val="Heading1"/>
       </w:pPr>
       <w:r>
-        <w:t xml:space="preserve">13. Learning </w:t>
-      </w:r>
-      <w:proofErr w:type="gramStart"/>
-      <w:r>
-        <w:t>Principle</w:t>
-      </w:r>
-      <w:proofErr w:type="gramEnd"/>
-      <w:r>
-        <w:t xml:space="preserve"> LP-10 — Feedback Refines Mental Models</w:t>
+        <w:t>13. Learning Principle LP-10 — Feedback Refines Mental Models</w:t>
       </w:r>
     </w:p>
     <w:p>
@@ -4086,7 +3900,7 @@
     <w:p>
       <w:r>
         <w:pict w14:anchorId="16C9FD26">
-          <v:rect id="_x0000_i1052" style="width:0;height:1.5pt" o:hralign="center" o:hrstd="t" o:hr="t" fillcolor="#a0a0a0" stroked="f"/>
+          <v:rect id="_x0000_i1040" style="width:0;height:1.5pt" o:hralign="center" o:hrstd="t" o:hr="t" fillcolor="#a0a0a0" stroked="f"/>
         </w:pict>
       </w:r>
     </w:p>
@@ -4222,7 +4036,7 @@
       <w:r>
         <w:lastRenderedPageBreak/>
         <w:pict w14:anchorId="5E0166DB">
-          <v:rect id="_x0000_i1053" style="width:0;height:1.5pt" o:hralign="center" o:hrstd="t" o:hr="t" fillcolor="#a0a0a0" stroked="f"/>
+          <v:rect id="_x0000_i1041" style="width:0;height:1.5pt" o:hralign="center" o:hrstd="t" o:hr="t" fillcolor="#a0a0a0" stroked="f"/>
         </w:pict>
       </w:r>
     </w:p>
@@ -4670,7 +4484,7 @@
     <w:p>
       <w:r>
         <w:pict w14:anchorId="76D3C768">
-          <v:rect id="_x0000_i1054" style="width:0;height:1.5pt" o:hralign="center" o:hrstd="t" o:hr="t" fillcolor="#a0a0a0" stroked="f"/>
+          <v:rect id="_x0000_i1042" style="width:0;height:1.5pt" o:hralign="center" o:hrstd="t" o:hr="t" fillcolor="#a0a0a0" stroked="f"/>
         </w:pict>
       </w:r>
     </w:p>
@@ -4794,7 +4608,7 @@
     <w:p>
       <w:r>
         <w:pict w14:anchorId="3595D78B">
-          <v:rect id="_x0000_i1055" style="width:0;height:1.5pt" o:hralign="center" o:hrstd="t" o:hr="t" fillcolor="#a0a0a0" stroked="f"/>
+          <v:rect id="_x0000_i1043" style="width:0;height:1.5pt" o:hralign="center" o:hrstd="t" o:hr="t" fillcolor="#a0a0a0" stroked="f"/>
         </w:pict>
       </w:r>
     </w:p>
@@ -4949,7 +4763,7 @@
     <w:p>
       <w:r>
         <w:pict w14:anchorId="507AC597">
-          <v:rect id="_x0000_i1056" style="width:0;height:1.5pt" o:hralign="center" o:hrstd="t" o:hr="t" fillcolor="#a0a0a0" stroked="f"/>
+          <v:rect id="_x0000_i1044" style="width:0;height:1.5pt" o:hralign="center" o:hrstd="t" o:hr="t" fillcolor="#a0a0a0" stroked="f"/>
         </w:pict>
       </w:r>
     </w:p>
@@ -4988,7 +4802,7 @@
     <w:p>
       <w:r>
         <w:pict w14:anchorId="10FB0062">
-          <v:rect id="_x0000_i1057" style="width:0;height:1.5pt" o:hralign="center" o:hrstd="t" o:hr="t" fillcolor="#a0a0a0" stroked="f"/>
+          <v:rect id="_x0000_i1045" style="width:0;height:1.5pt" o:hralign="center" o:hrstd="t" o:hr="t" fillcolor="#a0a0a0" stroked="f"/>
         </w:pict>
       </w:r>
     </w:p>
